--- a/00-首页/题组Word/专项卷/一分册/专项卷I-学生版.docx
+++ b/00-首页/题组Word/专项卷/一分册/专项卷I-学生版.docx
@@ -4668,15 +4668,42 @@
         <w:rPr>
           <w:rFonts w:ascii="Times New Roman" w:hAnsi="Times New Roman" w:eastAsia="Times New Roman" w:cs="Times New Roman"/>
         </w:rPr>
-        <w:t xml:space="preserve"> NaHCO</w:t>
-      </w:r>
-      <w:r>
-        <w:rPr>
-          <w:rFonts w:ascii="Times New Roman" w:hAnsi="Times New Roman" w:eastAsia="Times New Roman" w:cs="Times New Roman"/>
-          <w:vertAlign w:val="subscript"/>
-        </w:rPr>
-        <w:t>3</w:t>
-      </w:r>
+        <w:t xml:space="preserve"> </w:t>
+      </w:r>
+      <m:oMath>
+        <m:oMathPr>
+          <m:ctrlPr>
+            <w:rPr>
+              <w:sz w:val="28"/>
+              <w:szCs w:val="28"/>
+            </w:rPr>
+          </m:ctrlPr>
+        </m:oMathPr>
+        <m:r>
+          <m:t>N</m:t>
+        </m:r>
+        <m:r>
+          <m:t>a</m:t>
+        </m:r>
+        <m:r>
+          <m:t>H</m:t>
+        </m:r>
+        <m:r>
+          <m:t>C</m:t>
+        </m:r>
+        <m:sSub>
+          <m:e>
+            <m:r>
+              <m:t>O</m:t>
+            </m:r>
+          </m:e>
+          <m:sub>
+            <m:r>
+              <m:t>3</m:t>
+            </m:r>
+          </m:sub>
+        </m:sSub>
+      </m:oMath>
       <w:r>
         <w:rPr>
           <w:rFonts w:ascii="Times New Roman" w:hAnsi="Times New Roman" w:eastAsia="Times New Roman" w:cs="Times New Roman"/>
@@ -4937,28 +4964,60 @@
         <w:rPr>
           <w:rFonts w:ascii="Times New Roman" w:hAnsi="Times New Roman" w:eastAsia="Times New Roman" w:cs="Times New Roman"/>
         </w:rPr>
-        <w:t xml:space="preserve"> Mg</w:t>
-      </w:r>
-      <w:r>
-        <w:rPr>
-          <w:rFonts w:ascii="Times New Roman" w:hAnsi="Times New Roman" w:eastAsia="Times New Roman" w:cs="Times New Roman"/>
-          <w:vertAlign w:val="superscript"/>
-        </w:rPr>
-        <w:t>2+</w:t>
-      </w:r>
-      <w:r>
-        <w:rPr>
-          <w:rFonts w:ascii="Times New Roman" w:hAnsi="Times New Roman" w:eastAsia="Times New Roman" w:cs="Times New Roman"/>
-        </w:rPr>
-        <w:t>、Al</w:t>
-      </w:r>
-      <w:r>
-        <w:rPr>
-          <w:rFonts w:ascii="Times New Roman" w:hAnsi="Times New Roman" w:eastAsia="Times New Roman" w:cs="Times New Roman"/>
-          <w:vertAlign w:val="superscript"/>
-        </w:rPr>
-        <w:t>3+</w:t>
-      </w:r>
+        <w:t xml:space="preserve"> </w:t>
+      </w:r>
+      <m:oMath>
+        <m:r>
+          <m:t>M</m:t>
+        </m:r>
+        <m:sSup>
+          <m:e>
+            <m:r>
+              <m:t>g</m:t>
+            </m:r>
+          </m:e>
+          <m:sup>
+            <m:r>
+              <m:t>2</m:t>
+            </m:r>
+            <m:r>
+              <m:rPr>
+                <m:sty m:val="p"/>
+              </m:rPr>
+              <m:t>+</m:t>
+            </m:r>
+          </m:sup>
+        </m:sSup>
+      </m:oMath>
+      <w:r>
+        <w:rPr>
+          <w:rFonts w:ascii="Times New Roman" w:hAnsi="Times New Roman" w:eastAsia="Times New Roman" w:cs="Times New Roman"/>
+        </w:rPr>
+        <w:t xml:space="preserve">、</w:t>
+      </w:r>
+      <m:oMath>
+        <m:r>
+          <m:t>A</m:t>
+        </m:r>
+        <m:sSup>
+          <m:e>
+            <m:r>
+              <m:t>l</m:t>
+            </m:r>
+          </m:e>
+          <m:sup>
+            <m:r>
+              <m:t>3</m:t>
+            </m:r>
+            <m:r>
+              <m:rPr>
+                <m:sty m:val="p"/>
+              </m:rPr>
+              <m:t>+</m:t>
+            </m:r>
+          </m:sup>
+        </m:sSup>
+      </m:oMath>
       <w:r>
         <w:rPr>
           <w:rFonts w:ascii="Times New Roman" w:hAnsi="Times New Roman" w:eastAsia="Times New Roman" w:cs="Times New Roman"/>
@@ -5011,28 +5070,72 @@
         <w:rPr>
           <w:rFonts w:ascii="Times New Roman" w:hAnsi="Times New Roman" w:eastAsia="Times New Roman" w:cs="Times New Roman"/>
         </w:rPr>
-        <w:t xml:space="preserve"> 0.1 mol HCl、0.1 mol MgCl</w:t>
-      </w:r>
-      <w:r>
-        <w:rPr>
-          <w:rFonts w:ascii="Times New Roman" w:hAnsi="Times New Roman" w:eastAsia="Times New Roman" w:cs="Times New Roman"/>
-          <w:vertAlign w:val="subscript"/>
-        </w:rPr>
-        <w:t>2</w:t>
-      </w:r>
-      <w:r>
-        <w:rPr>
-          <w:rFonts w:ascii="Times New Roman" w:hAnsi="Times New Roman" w:eastAsia="Times New Roman" w:cs="Times New Roman"/>
-        </w:rPr>
-        <w:t>、1.0 mol AlCl</w:t>
-      </w:r>
-      <w:r>
-        <w:rPr>
-          <w:rFonts w:ascii="Times New Roman" w:hAnsi="Times New Roman" w:eastAsia="Times New Roman" w:cs="Times New Roman"/>
-          <w:vertAlign w:val="subscript"/>
-        </w:rPr>
-        <w:t>3</w:t>
-      </w:r>
+        <w:t xml:space="preserve"> 0.1 mol HCl、0.1 mol</w:t>
+      </w:r>
+      <w:r>
+        <w:rPr>
+          <w:rFonts w:ascii="Times New Roman" w:hAnsi="Times New Roman" w:eastAsia="Times New Roman" w:cs="Times New Roman"/>
+        </w:rPr>
+        <w:t xml:space="preserve"> </w:t>
+      </w:r>
+      <m:oMath>
+        <m:r>
+          <m:t>M</m:t>
+        </m:r>
+        <m:r>
+          <m:t>g</m:t>
+        </m:r>
+        <m:r>
+          <m:t>C</m:t>
+        </m:r>
+        <m:sSub>
+          <m:e>
+            <m:r>
+              <m:t>l</m:t>
+            </m:r>
+          </m:e>
+          <m:sub>
+            <m:r>
+              <m:t>2</m:t>
+            </m:r>
+          </m:sub>
+        </m:sSub>
+      </m:oMath>
+      <w:r>
+        <w:rPr>
+          <w:rFonts w:ascii="Times New Roman" w:hAnsi="Times New Roman" w:eastAsia="Times New Roman" w:cs="Times New Roman"/>
+        </w:rPr>
+        <w:t xml:space="preserve">、1.0 mol</w:t>
+      </w:r>
+      <w:r>
+        <w:rPr>
+          <w:rFonts w:ascii="Times New Roman" w:hAnsi="Times New Roman" w:eastAsia="Times New Roman" w:cs="Times New Roman"/>
+        </w:rPr>
+        <w:t xml:space="preserve"> </w:t>
+      </w:r>
+      <m:oMath>
+        <m:r>
+          <m:t>A</m:t>
+        </m:r>
+        <m:r>
+          <m:t>l</m:t>
+        </m:r>
+        <m:r>
+          <m:t>C</m:t>
+        </m:r>
+        <m:sSub>
+          <m:e>
+            <m:r>
+              <m:t>l</m:t>
+            </m:r>
+          </m:e>
+          <m:sub>
+            <m:r>
+              <m:t>3</m:t>
+            </m:r>
+          </m:sub>
+        </m:sSub>
+      </m:oMath>
       <w:r>
         <w:rPr>
           <w:rFonts w:ascii="Times New Roman" w:hAnsi="Times New Roman" w:eastAsia="Times New Roman" w:cs="Times New Roman"/>
@@ -5249,18 +5352,31 @@
               <w:pStyle w:val="Compact"/>
               <w:jc w:val="center"/>
             </w:pPr>
+            <m:oMath>
+              <m:sSup>
+                <m:e>
+                  <m:r>
+                    <m:t>10</m:t>
+                  </m:r>
+                </m:e>
+                <m:sup>
+                  <m:r>
+                    <m:rPr>
+                      <m:sty m:val="p"/>
+                    </m:rPr>
+                    <m:t>−</m:t>
+                  </m:r>
+                  <m:r>
+                    <m:t>1</m:t>
+                  </m:r>
+                </m:sup>
+              </m:sSup>
+            </m:oMath>
             <w:r>
               <w:rPr>
                 <w:rFonts w:ascii="Times New Roman" w:hAnsi="Times New Roman" w:eastAsia="Times New Roman" w:cs="Times New Roman"/>
               </w:rPr>
-              <w:t>10</w:t>
-            </w:r>
-            <w:r>
-              <w:rPr>
-                <w:rFonts w:ascii="Times New Roman" w:hAnsi="Times New Roman" w:eastAsia="Times New Roman" w:cs="Times New Roman"/>
-                <w:vertAlign w:val="superscript"/>
-              </w:rPr>
-              <w:t>-1</w:t>
+              <w:t xml:space="preserve">​</w:t>
             </w:r>
           </w:p>
         </w:tc>
@@ -5271,18 +5387,31 @@
               <w:pStyle w:val="Compact"/>
               <w:jc w:val="center"/>
             </w:pPr>
+            <m:oMath>
+              <m:sSup>
+                <m:e>
+                  <m:r>
+                    <m:t>10</m:t>
+                  </m:r>
+                </m:e>
+                <m:sup>
+                  <m:r>
+                    <m:rPr>
+                      <m:sty m:val="p"/>
+                    </m:rPr>
+                    <m:t>−</m:t>
+                  </m:r>
+                  <m:r>
+                    <m:t>3</m:t>
+                  </m:r>
+                </m:sup>
+              </m:sSup>
+            </m:oMath>
             <w:r>
               <w:rPr>
                 <w:rFonts w:ascii="Times New Roman" w:hAnsi="Times New Roman" w:eastAsia="Times New Roman" w:cs="Times New Roman"/>
               </w:rPr>
-              <w:t>10</w:t>
-            </w:r>
-            <w:r>
-              <w:rPr>
-                <w:rFonts w:ascii="Times New Roman" w:hAnsi="Times New Roman" w:eastAsia="Times New Roman" w:cs="Times New Roman"/>
-                <w:vertAlign w:val="superscript"/>
-              </w:rPr>
-              <w:t>-3</w:t>
+              <w:t xml:space="preserve">​</w:t>
             </w:r>
           </w:p>
         </w:tc>
@@ -5293,18 +5422,31 @@
               <w:pStyle w:val="Compact"/>
               <w:jc w:val="center"/>
             </w:pPr>
+            <m:oMath>
+              <m:sSup>
+                <m:e>
+                  <m:r>
+                    <m:t>10</m:t>
+                  </m:r>
+                </m:e>
+                <m:sup>
+                  <m:r>
+                    <m:rPr>
+                      <m:sty m:val="p"/>
+                    </m:rPr>
+                    <m:t>−</m:t>
+                  </m:r>
+                  <m:r>
+                    <m:t>5</m:t>
+                  </m:r>
+                </m:sup>
+              </m:sSup>
+            </m:oMath>
             <w:r>
               <w:rPr>
                 <w:rFonts w:ascii="Times New Roman" w:hAnsi="Times New Roman" w:eastAsia="Times New Roman" w:cs="Times New Roman"/>
               </w:rPr>
-              <w:t>10</w:t>
-            </w:r>
-            <w:r>
-              <w:rPr>
-                <w:rFonts w:ascii="Times New Roman" w:hAnsi="Times New Roman" w:eastAsia="Times New Roman" w:cs="Times New Roman"/>
-                <w:vertAlign w:val="superscript"/>
-              </w:rPr>
-              <w:t>-5</w:t>
+              <w:t xml:space="preserve">​</w:t>
             </w:r>
           </w:p>
         </w:tc>
@@ -5388,18 +5530,31 @@
               <w:pStyle w:val="Compact"/>
               <w:jc w:val="center"/>
             </w:pPr>
+            <m:oMath>
+              <m:sSup>
+                <m:e>
+                  <m:r>
+                    <m:t>10</m:t>
+                  </m:r>
+                </m:e>
+                <m:sup>
+                  <m:r>
+                    <m:rPr>
+                      <m:sty m:val="p"/>
+                    </m:rPr>
+                    <m:t>−</m:t>
+                  </m:r>
+                  <m:r>
+                    <m:t>2</m:t>
+                  </m:r>
+                </m:sup>
+              </m:sSup>
+            </m:oMath>
             <w:r>
               <w:rPr>
                 <w:rFonts w:ascii="Times New Roman" w:hAnsi="Times New Roman" w:eastAsia="Times New Roman" w:cs="Times New Roman"/>
               </w:rPr>
-              <w:t>10</w:t>
-            </w:r>
-            <w:r>
-              <w:rPr>
-                <w:rFonts w:ascii="Times New Roman" w:hAnsi="Times New Roman" w:eastAsia="Times New Roman" w:cs="Times New Roman"/>
-                <w:vertAlign w:val="superscript"/>
-              </w:rPr>
-              <w:t>-2</w:t>
+              <w:t xml:space="preserve">​</w:t>
             </w:r>
           </w:p>
         </w:tc>
@@ -5410,18 +5565,31 @@
               <w:pStyle w:val="Compact"/>
               <w:jc w:val="center"/>
             </w:pPr>
+            <m:oMath>
+              <m:sSup>
+                <m:e>
+                  <m:r>
+                    <m:t>10</m:t>
+                  </m:r>
+                </m:e>
+                <m:sup>
+                  <m:r>
+                    <m:rPr>
+                      <m:sty m:val="p"/>
+                    </m:rPr>
+                    <m:t>−</m:t>
+                  </m:r>
+                  <m:r>
+                    <m:t>1</m:t>
+                  </m:r>
+                </m:sup>
+              </m:sSup>
+            </m:oMath>
             <w:r>
               <w:rPr>
                 <w:rFonts w:ascii="Times New Roman" w:hAnsi="Times New Roman" w:eastAsia="Times New Roman" w:cs="Times New Roman"/>
               </w:rPr>
-              <w:t>10</w:t>
-            </w:r>
-            <w:r>
-              <w:rPr>
-                <w:rFonts w:ascii="Times New Roman" w:hAnsi="Times New Roman" w:eastAsia="Times New Roman" w:cs="Times New Roman"/>
-                <w:vertAlign w:val="superscript"/>
-              </w:rPr>
-              <w:t>-1</w:t>
+              <w:t xml:space="preserve">​</w:t>
             </w:r>
           </w:p>
         </w:tc>
@@ -5824,15 +5992,25 @@
         <w:rPr>
           <w:rFonts w:ascii="Times New Roman" w:hAnsi="Times New Roman" w:eastAsia="Times New Roman" w:cs="Times New Roman"/>
         </w:rPr>
-        <w:t xml:space="preserve"> SO</w:t>
-      </w:r>
-      <w:r>
-        <w:rPr>
-          <w:rFonts w:ascii="Times New Roman" w:hAnsi="Times New Roman" w:eastAsia="Times New Roman" w:cs="Times New Roman"/>
-          <w:vertAlign w:val="subscript"/>
-        </w:rPr>
-        <w:t>3</w:t>
-      </w:r>
+        <w:t xml:space="preserve"> </w:t>
+      </w:r>
+      <m:oMath>
+        <m:r>
+          <m:t>S</m:t>
+        </m:r>
+        <m:sSub>
+          <m:e>
+            <m:r>
+              <m:t>O</m:t>
+            </m:r>
+          </m:e>
+          <m:sub>
+            <m:r>
+              <m:t>3</m:t>
+            </m:r>
+          </m:sub>
+        </m:sSub>
+      </m:oMath>
       <w:r>
         <w:rPr>
           <w:rFonts w:ascii="Times New Roman" w:hAnsi="Times New Roman" w:eastAsia="Times New Roman" w:cs="Times New Roman"/>
@@ -5861,15 +6039,25 @@
         <w:rPr>
           <w:rFonts w:ascii="Times New Roman" w:hAnsi="Times New Roman" w:eastAsia="Times New Roman" w:cs="Times New Roman"/>
         </w:rPr>
-        <w:t xml:space="preserve"> Cl</w:t>
-      </w:r>
-      <w:r>
-        <w:rPr>
-          <w:rFonts w:ascii="Times New Roman" w:hAnsi="Times New Roman" w:eastAsia="Times New Roman" w:cs="Times New Roman"/>
-          <w:vertAlign w:val="subscript"/>
-        </w:rPr>
-        <w:t>2</w:t>
-      </w:r>
+        <w:t xml:space="preserve"> </w:t>
+      </w:r>
+      <m:oMath>
+        <m:r>
+          <m:t>C</m:t>
+        </m:r>
+        <m:sSub>
+          <m:e>
+            <m:r>
+              <m:t>l</m:t>
+            </m:r>
+          </m:e>
+          <m:sub>
+            <m:r>
+              <m:t>2</m:t>
+            </m:r>
+          </m:sub>
+        </m:sSub>
+      </m:oMath>
       <w:r>
         <w:rPr>
           <w:rFonts w:ascii="Times New Roman" w:hAnsi="Times New Roman" w:eastAsia="Times New Roman" w:cs="Times New Roman"/>
@@ -5997,15 +6185,25 @@
         <w:rPr>
           <w:rFonts w:ascii="Times New Roman" w:hAnsi="Times New Roman" w:eastAsia="Times New Roman" w:cs="Times New Roman"/>
         </w:rPr>
-        <w:t xml:space="preserve"> SO</w:t>
-      </w:r>
-      <w:r>
-        <w:rPr>
-          <w:rFonts w:ascii="Times New Roman" w:hAnsi="Times New Roman" w:eastAsia="Times New Roman" w:cs="Times New Roman"/>
-          <w:vertAlign w:val="subscript"/>
-        </w:rPr>
-        <w:t>3</w:t>
-      </w:r>
+        <w:t xml:space="preserve"> </w:t>
+      </w:r>
+      <m:oMath>
+        <m:r>
+          <m:t>S</m:t>
+        </m:r>
+        <m:sSub>
+          <m:e>
+            <m:r>
+              <m:t>O</m:t>
+            </m:r>
+          </m:e>
+          <m:sub>
+            <m:r>
+              <m:t>3</m:t>
+            </m:r>
+          </m:sub>
+        </m:sSub>
+      </m:oMath>
       <w:r>
         <w:rPr>
           <w:rFonts w:ascii="Times New Roman" w:hAnsi="Times New Roman" w:eastAsia="Times New Roman" w:cs="Times New Roman"/>
@@ -6439,15 +6637,25 @@
         <w:rPr>
           <w:rFonts w:ascii="Times New Roman" w:hAnsi="Times New Roman" w:eastAsia="Times New Roman" w:cs="Times New Roman"/>
         </w:rPr>
-        <w:t xml:space="preserve"> SO</w:t>
-      </w:r>
-      <w:r>
-        <w:rPr>
-          <w:rFonts w:ascii="Times New Roman" w:hAnsi="Times New Roman" w:eastAsia="Times New Roman" w:cs="Times New Roman"/>
-          <w:vertAlign w:val="subscript"/>
-        </w:rPr>
-        <w:t>3</w:t>
-      </w:r>
+        <w:t xml:space="preserve"> </w:t>
+      </w:r>
+      <m:oMath>
+        <m:r>
+          <m:t>S</m:t>
+        </m:r>
+        <m:sSub>
+          <m:e>
+            <m:r>
+              <m:t>O</m:t>
+            </m:r>
+          </m:e>
+          <m:sub>
+            <m:r>
+              <m:t>3</m:t>
+            </m:r>
+          </m:sub>
+        </m:sSub>
+      </m:oMath>
       <w:r>
         <w:rPr>
           <w:rFonts w:ascii="Times New Roman" w:hAnsi="Times New Roman" w:eastAsia="Times New Roman" w:cs="Times New Roman"/>
@@ -7711,42 +7919,67 @@
         <w:rPr>
           <w:rFonts w:ascii="Times New Roman" w:hAnsi="Times New Roman" w:eastAsia="Times New Roman" w:cs="Times New Roman"/>
         </w:rPr>
-        <w:t xml:space="preserve"> NO</w:t>
-      </w:r>
-      <w:r>
-        <w:rPr>
-          <w:rFonts w:ascii="Times New Roman" w:hAnsi="Times New Roman" w:eastAsia="Times New Roman" w:cs="Times New Roman"/>
-          <w:vertAlign w:val="subscript"/>
-        </w:rPr>
-        <w:t>3</w:t>
-      </w:r>
-      <w:r>
-        <w:rPr>
-          <w:rFonts w:ascii="Times New Roman" w:hAnsi="Times New Roman" w:eastAsia="Times New Roman" w:cs="Times New Roman"/>
-          <w:vertAlign w:val="superscript"/>
-        </w:rPr>
-        <w:t>-</w:t>
-      </w:r>
-      <w:r>
-        <w:rPr>
-          <w:rFonts w:ascii="Times New Roman" w:hAnsi="Times New Roman" w:eastAsia="Times New Roman" w:cs="Times New Roman"/>
-        </w:rPr>
-        <w:t>、CO</w:t>
-      </w:r>
-      <w:r>
-        <w:rPr>
-          <w:rFonts w:ascii="Times New Roman" w:hAnsi="Times New Roman" w:eastAsia="Times New Roman" w:cs="Times New Roman"/>
-          <w:vertAlign w:val="subscript"/>
-        </w:rPr>
-        <w:t>3</w:t>
-      </w:r>
-      <w:r>
-        <w:rPr>
-          <w:rFonts w:ascii="Times New Roman" w:hAnsi="Times New Roman" w:eastAsia="Times New Roman" w:cs="Times New Roman"/>
-          <w:vertAlign w:val="superscript"/>
-        </w:rPr>
-        <w:t>2-</w:t>
-      </w:r>
+        <w:t xml:space="preserve"> </w:t>
+      </w:r>
+      <m:oMath>
+        <m:r>
+          <m:t>N</m:t>
+        </m:r>
+        <m:sSubSup>
+          <m:e>
+            <m:r>
+              <m:t>O</m:t>
+            </m:r>
+          </m:e>
+          <m:sub>
+            <m:r>
+              <m:t>3</m:t>
+            </m:r>
+          </m:sub>
+          <m:sup>
+            <m:r>
+              <m:rPr>
+                <m:sty m:val="p"/>
+              </m:rPr>
+              <m:t>−</m:t>
+            </m:r>
+          </m:sup>
+        </m:sSubSup>
+      </m:oMath>
+      <w:r>
+        <w:rPr>
+          <w:rFonts w:ascii="Times New Roman" w:hAnsi="Times New Roman" w:eastAsia="Times New Roman" w:cs="Times New Roman"/>
+        </w:rPr>
+        <w:t xml:space="preserve">、</w:t>
+      </w:r>
+      <m:oMath>
+        <m:r>
+          <m:t>C</m:t>
+        </m:r>
+        <m:sSubSup>
+          <m:e>
+            <m:r>
+              <m:t>O</m:t>
+            </m:r>
+          </m:e>
+          <m:sub>
+            <m:r>
+              <m:t>3</m:t>
+            </m:r>
+          </m:sub>
+          <m:sup>
+            <m:r>
+              <m:t>2</m:t>
+            </m:r>
+            <m:r>
+              <m:rPr>
+                <m:sty m:val="p"/>
+              </m:rPr>
+              <m:t>−</m:t>
+            </m:r>
+          </m:sup>
+        </m:sSubSup>
+      </m:oMath>
       <w:r>
         <w:rPr>
           <w:rFonts w:ascii="Times New Roman" w:hAnsi="Times New Roman" w:eastAsia="Times New Roman" w:cs="Times New Roman"/>
@@ -7777,51 +8010,84 @@
         </w:rPr>
         <w:t xml:space="preserve"> </w:t>
       </w:r>
-      <w:r>
-        <w:rPr>
-          <w:rFonts w:hint="eastAsia" w:ascii="Times New Roman" w:hAnsi="Times New Roman" w:eastAsia="Times New Roman" w:cs="Times New Roman"/>
-        </w:rPr>
-        <w:t>SiO</w:t>
-      </w:r>
-      <w:r>
-        <w:rPr>
-          <w:rFonts w:hint="eastAsia" w:ascii="Times New Roman" w:hAnsi="Times New Roman" w:eastAsia="Times New Roman" w:cs="Times New Roman"/>
-          <w:vertAlign w:val="subscript"/>
-        </w:rPr>
-        <w:t>3</w:t>
-      </w:r>
-      <w:r>
-        <w:rPr>
-          <w:rFonts w:hint="eastAsia" w:ascii="Times New Roman" w:hAnsi="Times New Roman" w:eastAsia="Times New Roman" w:cs="Times New Roman"/>
-          <w:vertAlign w:val="superscript"/>
-        </w:rPr>
-        <w:t>2-</w:t>
-      </w:r>
-      <w:r>
-        <w:rPr>
-          <w:rFonts w:hint="eastAsia" w:ascii="Times New Roman" w:hAnsi="Times New Roman" w:eastAsia="Times New Roman" w:cs="Times New Roman"/>
-        </w:rPr>
-        <w:t>、PO</w:t>
-      </w:r>
-      <w:r>
-        <w:rPr>
-          <w:rFonts w:hint="eastAsia" w:ascii="Times New Roman" w:hAnsi="Times New Roman" w:eastAsia="Times New Roman" w:cs="Times New Roman"/>
-          <w:vertAlign w:val="subscript"/>
-        </w:rPr>
-        <w:t>3</w:t>
-      </w:r>
-      <w:r>
-        <w:rPr>
-          <w:rFonts w:hint="eastAsia" w:ascii="Times New Roman" w:hAnsi="Times New Roman" w:eastAsia="Times New Roman" w:cs="Times New Roman"/>
-          <w:vertAlign w:val="superscript"/>
-        </w:rPr>
-        <w:t>3-</w:t>
-      </w:r>
-      <w:r>
-        <w:rPr>
-          <w:rFonts w:hint="eastAsia" w:ascii="Times New Roman" w:hAnsi="Times New Roman" w:eastAsia="Times New Roman" w:cs="Times New Roman"/>
-        </w:rPr>
-        <w:t>？</w:t>
+      <m:oMath>
+        <m:oMathPr>
+          <m:ctrlPr>
+            <w:rPr>
+              <w:sz w:val="28"/>
+              <w:szCs w:val="28"/>
+            </w:rPr>
+          </m:ctrlPr>
+        </m:oMathPr>
+        <m:r>
+          <m:t>S</m:t>
+        </m:r>
+        <m:r>
+          <m:t>i</m:t>
+        </m:r>
+        <m:sSubSup>
+          <m:e>
+            <m:r>
+              <m:t>O</m:t>
+            </m:r>
+          </m:e>
+          <m:sub>
+            <m:r>
+              <m:t>3</m:t>
+            </m:r>
+          </m:sub>
+          <m:sup>
+            <m:r>
+              <m:t>2</m:t>
+            </m:r>
+            <m:r>
+              <m:rPr>
+                <m:sty m:val="p"/>
+              </m:rPr>
+              <m:t>−</m:t>
+            </m:r>
+          </m:sup>
+        </m:sSubSup>
+      </m:oMath>
+      <w:r>
+        <w:rPr>
+          <w:rFonts w:ascii="Times New Roman" w:hAnsi="Times New Roman" w:eastAsia="Times New Roman" w:cs="Times New Roman"/>
+        </w:rPr>
+        <w:t xml:space="preserve">、</w:t>
+      </w:r>
+      <m:oMath>
+        <m:r>
+          <m:t>P</m:t>
+        </m:r>
+        <m:sSubSup>
+          <m:e>
+            <m:r>
+              <m:t>O</m:t>
+            </m:r>
+          </m:e>
+          <m:sub>
+            <m:r>
+              <m:t>3</m:t>
+            </m:r>
+          </m:sub>
+          <m:sup>
+            <m:r>
+              <m:t>3</m:t>
+            </m:r>
+            <m:r>
+              <m:rPr>
+                <m:sty m:val="p"/>
+              </m:rPr>
+              <m:t>−</m:t>
+            </m:r>
+          </m:sup>
+        </m:sSubSup>
+      </m:oMath>
+      <w:r>
+        <w:rPr>
+          <w:rFonts w:hint="eastAsia" w:ascii="Times New Roman" w:hAnsi="Times New Roman" w:eastAsia="Times New Roman" w:cs="Times New Roman"/>
+        </w:rPr>
+        <w:t xml:space="preserve">？</w:t>
       </w:r>
     </w:p>
     <w:bookmarkEnd w:id="27"/>
@@ -8573,15 +8839,25 @@
         <w:rPr>
           <w:rFonts w:ascii="Times New Roman" w:hAnsi="Times New Roman" w:eastAsia="Times New Roman" w:cs="Times New Roman"/>
         </w:rPr>
-        <w:t xml:space="preserve"> sp</w:t>
-      </w:r>
-      <w:r>
-        <w:rPr>
-          <w:rFonts w:ascii="Times New Roman" w:hAnsi="Times New Roman" w:eastAsia="Times New Roman" w:cs="Times New Roman"/>
-          <w:vertAlign w:val="superscript"/>
-        </w:rPr>
-        <w:t>3</w:t>
-      </w:r>
+        <w:t xml:space="preserve"> </w:t>
+      </w:r>
+      <m:oMath>
+        <m:r>
+          <m:t>s</m:t>
+        </m:r>
+        <m:sSup>
+          <m:e>
+            <m:r>
+              <m:t>p</m:t>
+            </m:r>
+          </m:e>
+          <m:sup>
+            <m:r>
+              <m:t>3</m:t>
+            </m:r>
+          </m:sup>
+        </m:sSup>
+      </m:oMath>
       <w:r>
         <w:rPr>
           <w:rFonts w:ascii="Times New Roman" w:hAnsi="Times New Roman" w:eastAsia="Times New Roman" w:cs="Times New Roman"/>
@@ -8603,41 +8879,71 @@
         <w:rPr>
           <w:rFonts w:ascii="Times New Roman" w:hAnsi="Times New Roman" w:eastAsia="Times New Roman" w:cs="Times New Roman"/>
         </w:rPr>
-        <w:t>B. O</w:t>
-      </w:r>
-      <w:r>
-        <w:rPr>
-          <w:rFonts w:ascii="Times New Roman" w:hAnsi="Times New Roman" w:eastAsia="Times New Roman" w:cs="Times New Roman"/>
-          <w:vertAlign w:val="subscript"/>
-        </w:rPr>
-        <w:t>2</w:t>
-      </w:r>
-      <w:r>
-        <w:rPr>
-          <w:rFonts w:ascii="Times New Roman" w:hAnsi="Times New Roman" w:eastAsia="Times New Roman" w:cs="Times New Roman"/>
-        </w:rPr>
-        <w:t>、CO</w:t>
-      </w:r>
-      <w:r>
-        <w:rPr>
-          <w:rFonts w:ascii="Times New Roman" w:hAnsi="Times New Roman" w:eastAsia="Times New Roman" w:cs="Times New Roman"/>
-          <w:vertAlign w:val="subscript"/>
-        </w:rPr>
-        <w:t>2</w:t>
-      </w:r>
-      <w:r>
-        <w:rPr>
-          <w:rFonts w:ascii="Times New Roman" w:hAnsi="Times New Roman" w:eastAsia="Times New Roman" w:cs="Times New Roman"/>
-        </w:rPr>
-        <w:t>、N</w:t>
-      </w:r>
-      <w:r>
-        <w:rPr>
-          <w:rFonts w:ascii="Times New Roman" w:hAnsi="Times New Roman" w:eastAsia="Times New Roman" w:cs="Times New Roman"/>
-          <w:vertAlign w:val="subscript"/>
-        </w:rPr>
-        <w:t>2</w:t>
-      </w:r>
+        <w:t xml:space="preserve">B.</w:t>
+      </w:r>
+      <w:r>
+        <w:rPr>
+          <w:rFonts w:ascii="Times New Roman" w:hAnsi="Times New Roman" w:eastAsia="Times New Roman" w:cs="Times New Roman"/>
+        </w:rPr>
+        <w:t xml:space="preserve"> </w:t>
+      </w:r>
+      <m:oMath>
+        <m:sSub>
+          <m:e>
+            <m:r>
+              <m:t>O</m:t>
+            </m:r>
+          </m:e>
+          <m:sub>
+            <m:r>
+              <m:t>2</m:t>
+            </m:r>
+          </m:sub>
+        </m:sSub>
+      </m:oMath>
+      <w:r>
+        <w:rPr>
+          <w:rFonts w:ascii="Times New Roman" w:hAnsi="Times New Roman" w:eastAsia="Times New Roman" w:cs="Times New Roman"/>
+        </w:rPr>
+        <w:t xml:space="preserve">、</w:t>
+      </w:r>
+      <m:oMath>
+        <m:r>
+          <m:t>C</m:t>
+        </m:r>
+        <m:sSub>
+          <m:e>
+            <m:r>
+              <m:t>O</m:t>
+            </m:r>
+          </m:e>
+          <m:sub>
+            <m:r>
+              <m:t>2</m:t>
+            </m:r>
+          </m:sub>
+        </m:sSub>
+      </m:oMath>
+      <w:r>
+        <w:rPr>
+          <w:rFonts w:ascii="Times New Roman" w:hAnsi="Times New Roman" w:eastAsia="Times New Roman" w:cs="Times New Roman"/>
+        </w:rPr>
+        <w:t xml:space="preserve">、</w:t>
+      </w:r>
+      <m:oMath>
+        <m:sSub>
+          <m:e>
+            <m:r>
+              <m:t>N</m:t>
+            </m:r>
+          </m:e>
+          <m:sub>
+            <m:r>
+              <m:t>2</m:t>
+            </m:r>
+          </m:sub>
+        </m:sSub>
+      </m:oMath>
       <w:r>
         <w:rPr>
           <w:rFonts w:ascii="Times New Roman" w:hAnsi="Times New Roman" w:eastAsia="Times New Roman" w:cs="Times New Roman"/>
@@ -8671,15 +8977,22 @@
         <w:rPr>
           <w:rFonts w:ascii="Times New Roman" w:hAnsi="Times New Roman" w:eastAsia="Times New Roman" w:cs="Times New Roman"/>
         </w:rPr>
-        <w:t xml:space="preserve"> N</w:t>
-      </w:r>
-      <w:r>
-        <w:rPr>
-          <w:rFonts w:ascii="Times New Roman" w:hAnsi="Times New Roman" w:eastAsia="Times New Roman" w:cs="Times New Roman"/>
-          <w:vertAlign w:val="subscript"/>
-        </w:rPr>
-        <w:t>2</w:t>
-      </w:r>
+        <w:t xml:space="preserve"> </w:t>
+      </w:r>
+      <m:oMath>
+        <m:sSub>
+          <m:e>
+            <m:r>
+              <m:t>N</m:t>
+            </m:r>
+          </m:e>
+          <m:sub>
+            <m:r>
+              <m:t>2</m:t>
+            </m:r>
+          </m:sub>
+        </m:sSub>
+      </m:oMath>
       <w:r>
         <w:rPr>
           <w:rFonts w:ascii="Times New Roman" w:hAnsi="Times New Roman" w:eastAsia="Times New Roman" w:cs="Times New Roman"/>
@@ -8750,19 +9063,26 @@
         </w:rPr>
         <w:t xml:space="preserve"> </w:t>
       </w:r>
-      <w:r>
-        <w:rPr>
-          <w:rFonts w:hint="eastAsia" w:ascii="Times New Roman" w:hAnsi="Times New Roman" w:eastAsia="Times New Roman" w:cs="Times New Roman"/>
-        </w:rPr>
-        <w:t>NO</w:t>
-      </w:r>
-      <w:r>
-        <w:rPr>
-          <w:rFonts w:hint="eastAsia" w:ascii="Times New Roman" w:hAnsi="Times New Roman" w:eastAsia="Times New Roman" w:cs="Times New Roman"/>
-          <w:vertAlign w:val="superscript"/>
-        </w:rPr>
-        <w:t>+</w:t>
-      </w:r>
+      <m:oMath>
+        <m:r>
+          <m:t>N</m:t>
+        </m:r>
+        <m:sSup>
+          <m:e>
+            <m:r>
+              <m:t>O</m:t>
+            </m:r>
+          </m:e>
+          <m:sup>
+            <m:r>
+              <m:rPr>
+                <m:sty m:val="p"/>
+              </m:rPr>
+              <m:t>+</m:t>
+            </m:r>
+          </m:sup>
+        </m:sSup>
+      </m:oMath>
       <w:r>
         <w:rPr>
           <w:rFonts w:hint="eastAsia" w:ascii="Times New Roman" w:hAnsi="Times New Roman" w:eastAsia="Times New Roman" w:cs="Times New Roman"/>
@@ -9118,13 +9438,10 @@
           </m:e>
           <m:sup>
             <m:r>
-              <m:t>2</m:t>
+              <m:t>25</m:t>
             </m:r>
           </m:sup>
         </m:sSup>
-        <m:r>
-          <m:t>5</m:t>
-        </m:r>
         <m:sSup>
           <m:e>
             <m:r>
@@ -9500,15 +9817,28 @@
         <w:rPr>
           <w:rFonts w:hint="eastAsia" w:ascii="Times New Roman" w:hAnsi="Times New Roman" w:eastAsia="Times New Roman" w:cs="Times New Roman"/>
         </w:rPr>
-        <w:t>：Li</w:t>
-      </w:r>
-      <w:r>
-        <w:rPr>
-          <w:rFonts w:hint="eastAsia" w:ascii="Times New Roman" w:hAnsi="Times New Roman" w:eastAsia="Times New Roman" w:cs="Times New Roman"/>
-          <w:vertAlign w:val="superscript"/>
-        </w:rPr>
-        <w:t>+</w:t>
-      </w:r>
+        <w:t>：</w:t>
+      </w:r>
+      <m:oMath>
+        <m:r>
+          <m:t>L</m:t>
+        </m:r>
+        <m:sSup>
+          <m:e>
+            <m:r>
+              <m:t>i</m:t>
+            </m:r>
+          </m:e>
+          <m:sup>
+            <m:r>
+              <m:rPr>
+                <m:sty m:val="p"/>
+              </m:rPr>
+              <m:t>+</m:t>
+            </m:r>
+          </m:sup>
+        </m:sSup>
+      </m:oMath>
       <w:r>
         <w:rPr>
           <w:rFonts w:ascii="Times New Roman" w:hAnsi="Times New Roman" w:eastAsia="Times New Roman" w:cs="Times New Roman"/>
@@ -9525,15 +9855,31 @@
         <w:rPr>
           <w:rFonts w:ascii="Times New Roman" w:hAnsi="Times New Roman" w:eastAsia="Times New Roman" w:cs="Times New Roman"/>
         </w:rPr>
-        <w:t xml:space="preserve"> Be</w:t>
-      </w:r>
-      <w:r>
-        <w:rPr>
-          <w:rFonts w:ascii="Times New Roman" w:hAnsi="Times New Roman" w:eastAsia="Times New Roman" w:cs="Times New Roman"/>
-          <w:vertAlign w:val="superscript"/>
-        </w:rPr>
-        <w:t>2+</w:t>
-      </w:r>
+        <w:t xml:space="preserve"> </w:t>
+      </w:r>
+      <m:oMath>
+        <m:r>
+          <m:t>B</m:t>
+        </m:r>
+        <m:sSup>
+          <m:e>
+            <m:r>
+              <m:t>e</m:t>
+            </m:r>
+          </m:e>
+          <m:sup>
+            <m:r>
+              <m:t>2</m:t>
+            </m:r>
+            <m:r>
+              <m:rPr>
+                <m:sty m:val="p"/>
+              </m:rPr>
+              <m:t>+</m:t>
+            </m:r>
+          </m:sup>
+        </m:sSup>
+      </m:oMath>
     </w:p>
     <w:p>
       <w:pPr>
@@ -9552,15 +9898,31 @@
         <w:rPr>
           <w:rFonts w:hint="eastAsia" w:ascii="Times New Roman" w:hAnsi="Times New Roman" w:eastAsia="Times New Roman" w:cs="Times New Roman"/>
         </w:rPr>
-        <w:t>：Fe</w:t>
-      </w:r>
-      <w:r>
-        <w:rPr>
-          <w:rFonts w:hint="eastAsia" w:ascii="Times New Roman" w:hAnsi="Times New Roman" w:eastAsia="Times New Roman" w:cs="Times New Roman"/>
-          <w:vertAlign w:val="superscript"/>
-        </w:rPr>
-        <w:t>2+</w:t>
-      </w:r>
+        <w:t>：</w:t>
+      </w:r>
+      <m:oMath>
+        <m:r>
+          <m:t>F</m:t>
+        </m:r>
+        <m:sSup>
+          <m:e>
+            <m:r>
+              <m:t>e</m:t>
+            </m:r>
+          </m:e>
+          <m:sup>
+            <m:r>
+              <m:t>2</m:t>
+            </m:r>
+            <m:r>
+              <m:rPr>
+                <m:sty m:val="p"/>
+              </m:rPr>
+              <m:t>+</m:t>
+            </m:r>
+          </m:sup>
+        </m:sSup>
+      </m:oMath>
       <w:r>
         <w:rPr>
           <w:rFonts w:ascii="Times New Roman" w:hAnsi="Times New Roman" w:eastAsia="Times New Roman" w:cs="Times New Roman"/>
@@ -9577,15 +9939,31 @@
         <w:rPr>
           <w:rFonts w:ascii="Times New Roman" w:hAnsi="Times New Roman" w:eastAsia="Times New Roman" w:cs="Times New Roman"/>
         </w:rPr>
-        <w:t xml:space="preserve"> Fe</w:t>
-      </w:r>
-      <w:r>
-        <w:rPr>
-          <w:rFonts w:ascii="Times New Roman" w:hAnsi="Times New Roman" w:eastAsia="Times New Roman" w:cs="Times New Roman"/>
-          <w:vertAlign w:val="superscript"/>
-        </w:rPr>
-        <w:t>3+</w:t>
-      </w:r>
+        <w:t xml:space="preserve"> </w:t>
+      </w:r>
+      <m:oMath>
+        <m:r>
+          <m:t>F</m:t>
+        </m:r>
+        <m:sSup>
+          <m:e>
+            <m:r>
+              <m:t>e</m:t>
+            </m:r>
+          </m:e>
+          <m:sup>
+            <m:r>
+              <m:t>3</m:t>
+            </m:r>
+            <m:r>
+              <m:rPr>
+                <m:sty m:val="p"/>
+              </m:rPr>
+              <m:t>+</m:t>
+            </m:r>
+          </m:sup>
+        </m:sSup>
+      </m:oMath>
     </w:p>
     <w:p>
       <w:pPr>
@@ -12749,166 +13127,7 @@
         <w:rPr>
           <w:rFonts w:hint="eastAsia" w:ascii="Times New Roman" w:hAnsi="Times New Roman" w:eastAsia="Times New Roman" w:cs="Times New Roman"/>
         </w:rPr>
-        <w:t>(LiAlH</w:t>
-      </w:r>
-      <w:r>
-        <w:rPr>
-          <w:rFonts w:hint="eastAsia" w:ascii="Times New Roman" w:hAnsi="Times New Roman" w:eastAsia="Times New Roman" w:cs="Times New Roman"/>
-          <w:vertAlign w:val="subscript"/>
-        </w:rPr>
-        <w:t>4</w:t>
-      </w:r>
-      <w:r>
-        <w:rPr>
-          <w:rFonts w:hint="eastAsia" w:ascii="Times New Roman" w:hAnsi="Times New Roman" w:eastAsia="Times New Roman" w:cs="Times New Roman"/>
-        </w:rPr>
-        <w:t>)</w:t>
-      </w:r>
-      <w:r>
-        <w:rPr>
-          <w:rFonts w:hint="eastAsia" w:ascii="Times New Roman" w:hAnsi="Times New Roman" w:eastAsia="FangSong" w:cs="Times New Roman"/>
-        </w:rPr>
-        <w:t>是一种易燃</w:t>
-      </w:r>
-      <w:r>
-        <w:rPr>
-          <w:rFonts w:hint="eastAsia" w:ascii="Times New Roman" w:hAnsi="Times New Roman" w:eastAsia="Times New Roman" w:cs="Times New Roman"/>
-        </w:rPr>
-        <w:t>、</w:t>
-      </w:r>
-      <w:r>
-        <w:rPr>
-          <w:rFonts w:hint="eastAsia" w:ascii="Times New Roman" w:hAnsi="Times New Roman" w:eastAsia="FangSong" w:cs="Times New Roman"/>
-        </w:rPr>
-        <w:t>易爆</w:t>
-      </w:r>
-      <w:r>
-        <w:rPr>
-          <w:rFonts w:hint="eastAsia" w:ascii="Times New Roman" w:hAnsi="Times New Roman" w:eastAsia="Times New Roman" w:cs="Times New Roman"/>
-        </w:rPr>
-        <w:t>、</w:t>
-      </w:r>
-      <w:r>
-        <w:rPr>
-          <w:rFonts w:hint="eastAsia" w:ascii="Times New Roman" w:hAnsi="Times New Roman" w:eastAsia="FangSong" w:cs="Times New Roman"/>
-        </w:rPr>
-        <w:t>还原性极强的含氢化物</w:t>
-      </w:r>
-      <w:r>
-        <w:rPr>
-          <w:rFonts w:hint="eastAsia" w:ascii="Times New Roman" w:hAnsi="Times New Roman" w:eastAsia="Times New Roman" w:cs="Times New Roman"/>
-        </w:rPr>
-        <w:t>,</w:t>
-      </w:r>
-      <w:r>
-        <w:rPr>
-          <w:rFonts w:hint="eastAsia" w:ascii="Times New Roman" w:hAnsi="Times New Roman" w:eastAsia="FangSong" w:cs="Times New Roman"/>
-        </w:rPr>
-        <w:t>广泛应用于化工</w:t>
-      </w:r>
-      <w:r>
-        <w:rPr>
-          <w:rFonts w:hint="eastAsia" w:ascii="Times New Roman" w:hAnsi="Times New Roman" w:eastAsia="Times New Roman" w:cs="Times New Roman"/>
-        </w:rPr>
-        <w:t>、</w:t>
-      </w:r>
-      <w:r>
-        <w:rPr>
-          <w:rFonts w:hint="eastAsia" w:ascii="Times New Roman" w:hAnsi="Times New Roman" w:eastAsia="FangSong" w:cs="Times New Roman"/>
-        </w:rPr>
-        <w:t>制药</w:t>
-      </w:r>
-      <w:r>
-        <w:rPr>
-          <w:rFonts w:hint="eastAsia" w:ascii="Times New Roman" w:hAnsi="Times New Roman" w:eastAsia="Times New Roman" w:cs="Times New Roman"/>
-        </w:rPr>
-        <w:t>、</w:t>
-      </w:r>
-      <w:r>
-        <w:rPr>
-          <w:rFonts w:hint="eastAsia" w:ascii="Times New Roman" w:hAnsi="Times New Roman" w:eastAsia="FangSong" w:cs="Times New Roman"/>
-        </w:rPr>
-        <w:t>精细有机化工等行业</w:t>
-      </w:r>
-      <w:r>
-        <w:rPr>
-          <w:rFonts w:hint="eastAsia" w:ascii="Times New Roman" w:hAnsi="Times New Roman" w:eastAsia="Times New Roman" w:cs="Times New Roman"/>
-        </w:rPr>
-        <w:t>。</w:t>
-      </w:r>
-      <w:r>
-        <w:rPr>
-          <w:rFonts w:hint="eastAsia" w:ascii="Times New Roman" w:hAnsi="Times New Roman" w:eastAsia="FangSong" w:cs="Times New Roman"/>
-        </w:rPr>
-        <w:t>在</w:t>
-      </w:r>
-      <w:r>
-        <w:rPr>
-          <w:rFonts w:ascii="Times New Roman" w:hAnsi="Times New Roman" w:eastAsia="Times New Roman" w:cs="Times New Roman"/>
-        </w:rPr>
-        <w:t xml:space="preserve"> 125℃ </w:t>
-      </w:r>
-      <w:r>
-        <w:rPr>
-          <w:rFonts w:hint="eastAsia" w:ascii="Times New Roman" w:hAnsi="Times New Roman" w:eastAsia="FangSong" w:cs="Times New Roman"/>
-        </w:rPr>
-        <w:t>时分解为氢气</w:t>
-      </w:r>
-      <w:r>
-        <w:rPr>
-          <w:rFonts w:hint="eastAsia" w:ascii="Times New Roman" w:hAnsi="Times New Roman" w:eastAsia="Times New Roman" w:cs="Times New Roman"/>
-        </w:rPr>
-        <w:t>、</w:t>
-      </w:r>
-      <w:r>
-        <w:rPr>
-          <w:rFonts w:hint="eastAsia" w:ascii="Times New Roman" w:hAnsi="Times New Roman" w:eastAsia="FangSong" w:cs="Times New Roman"/>
-        </w:rPr>
-        <w:t>金属铝及氢化锂</w:t>
-      </w:r>
-      <w:r>
-        <w:rPr>
-          <w:rFonts w:hint="eastAsia" w:ascii="Times New Roman" w:hAnsi="Times New Roman" w:eastAsia="Times New Roman" w:cs="Times New Roman"/>
-        </w:rPr>
-        <w:t>(LiH)。</w:t>
-      </w:r>
-    </w:p>
-    <w:p>
-      <w:pPr>
-        <w:numPr>
-          <w:ilvl w:val="0"/>
-          <w:numId w:val="1019"/>
-        </w:numPr>
-      </w:pPr>
-      <w:r>
-        <w:rPr>
-          <w:rFonts w:hint="eastAsia" w:ascii="Times New Roman" w:hAnsi="Times New Roman" w:eastAsia="FangSong" w:cs="Times New Roman"/>
-        </w:rPr>
-        <w:t xml:space="preserve">写出氢化铝锂分解的化学方程式</w:t>
-      </w:r>
-      <w:r>
-        <w:rPr>
-          <w:rFonts w:ascii="Times New Roman" w:hAnsi="Times New Roman" w:eastAsia="Times New Roman" w:cs="Times New Roman"/>
-        </w:rPr>
-        <w:t xml:space="preserve"> </w:t>
-      </w:r>
-      <w:r>
-        <w:rPr>
-          <w:rFonts w:hint="eastAsia" w:ascii="Times New Roman" w:hAnsi="Times New Roman" w:eastAsia="Times New Roman" w:cs="Times New Roman"/>
-        </w:rPr>
-        <w:t>____；</w:t>
-      </w:r>
-      <w:r>
-        <w:rPr>
-          <w:rFonts w:hint="eastAsia" w:ascii="Times New Roman" w:hAnsi="Times New Roman" w:eastAsia="FangSong" w:cs="Times New Roman"/>
-        </w:rPr>
-        <w:t>每生成</w:t>
-      </w:r>
-      <w:r>
-        <w:rPr>
-          <w:rFonts w:ascii="Times New Roman" w:hAnsi="Times New Roman" w:eastAsia="Times New Roman" w:cs="Times New Roman"/>
-        </w:rPr>
-        <w:t xml:space="preserve"> </w:t>
+        <w:t>(</w:t>
       </w:r>
       <m:oMath>
         <m:oMathPr>
@@ -12920,22 +13139,16 @@
           </m:ctrlPr>
         </m:oMathPr>
         <m:r>
-          <m:t>1</m:t>
-        </m:r>
-        <m:r>
-          <m:t> </m:t>
-        </m:r>
-        <m:r>
-          <m:t>m</m:t>
-        </m:r>
-        <m:r>
-          <m:t>o</m:t>
+          <m:t>L</m:t>
+        </m:r>
+        <m:r>
+          <m:t>i</m:t>
+        </m:r>
+        <m:r>
+          <m:t>A</m:t>
         </m:r>
         <m:r>
           <m:t>l</m:t>
-        </m:r>
-        <m:r>
-          <m:t> </m:t>
         </m:r>
         <m:sSub>
           <m:e>
@@ -12945,28 +13158,124 @@
           </m:e>
           <m:sub>
             <m:r>
-              <m:t>2</m:t>
+              <m:t>4</m:t>
             </m:r>
           </m:sub>
         </m:sSub>
       </m:oMath>
       <w:r>
         <w:rPr>
-          <w:rFonts w:ascii="Times New Roman" w:hAnsi="Times New Roman" w:eastAsia="Times New Roman" w:cs="Times New Roman"/>
-        </w:rPr>
-        <w:t xml:space="preserve"> </w:t>
-      </w:r>
-      <w:r>
-        <w:rPr>
-          <w:rFonts w:hint="eastAsia" w:ascii="Times New Roman" w:hAnsi="Times New Roman" w:eastAsia="FangSong" w:cs="Times New Roman"/>
-        </w:rPr>
-        <w:t xml:space="preserve">转移电子的物质的量为</w:t>
-      </w:r>
-      <w:r>
-        <w:rPr>
-          <w:rFonts w:ascii="Times New Roman" w:hAnsi="Times New Roman" w:eastAsia="Times New Roman" w:cs="Times New Roman"/>
-        </w:rPr>
-        <w:t xml:space="preserve"> ____。</w:t>
+          <w:rFonts w:hint="eastAsia" w:ascii="Times New Roman" w:hAnsi="Times New Roman" w:eastAsia="Times New Roman" w:cs="Times New Roman"/>
+        </w:rPr>
+        <w:t>)</w:t>
+      </w:r>
+      <w:r>
+        <w:rPr>
+          <w:rFonts w:hint="eastAsia" w:ascii="Times New Roman" w:hAnsi="Times New Roman" w:eastAsia="FangSong" w:cs="Times New Roman"/>
+        </w:rPr>
+        <w:t>是一种易燃</w:t>
+      </w:r>
+      <w:r>
+        <w:rPr>
+          <w:rFonts w:hint="eastAsia" w:ascii="Times New Roman" w:hAnsi="Times New Roman" w:eastAsia="Times New Roman" w:cs="Times New Roman"/>
+        </w:rPr>
+        <w:t>、</w:t>
+      </w:r>
+      <w:r>
+        <w:rPr>
+          <w:rFonts w:hint="eastAsia" w:ascii="Times New Roman" w:hAnsi="Times New Roman" w:eastAsia="FangSong" w:cs="Times New Roman"/>
+        </w:rPr>
+        <w:t>易爆</w:t>
+      </w:r>
+      <w:r>
+        <w:rPr>
+          <w:rFonts w:hint="eastAsia" w:ascii="Times New Roman" w:hAnsi="Times New Roman" w:eastAsia="Times New Roman" w:cs="Times New Roman"/>
+        </w:rPr>
+        <w:t>、</w:t>
+      </w:r>
+      <w:r>
+        <w:rPr>
+          <w:rFonts w:hint="eastAsia" w:ascii="Times New Roman" w:hAnsi="Times New Roman" w:eastAsia="FangSong" w:cs="Times New Roman"/>
+        </w:rPr>
+        <w:t>还原性极强的含氢化物</w:t>
+      </w:r>
+      <w:r>
+        <w:rPr>
+          <w:rFonts w:hint="eastAsia" w:ascii="Times New Roman" w:hAnsi="Times New Roman" w:eastAsia="Times New Roman" w:cs="Times New Roman"/>
+        </w:rPr>
+        <w:t>,</w:t>
+      </w:r>
+      <w:r>
+        <w:rPr>
+          <w:rFonts w:hint="eastAsia" w:ascii="Times New Roman" w:hAnsi="Times New Roman" w:eastAsia="FangSong" w:cs="Times New Roman"/>
+        </w:rPr>
+        <w:t>广泛应用于化工</w:t>
+      </w:r>
+      <w:r>
+        <w:rPr>
+          <w:rFonts w:hint="eastAsia" w:ascii="Times New Roman" w:hAnsi="Times New Roman" w:eastAsia="Times New Roman" w:cs="Times New Roman"/>
+        </w:rPr>
+        <w:t>、</w:t>
+      </w:r>
+      <w:r>
+        <w:rPr>
+          <w:rFonts w:hint="eastAsia" w:ascii="Times New Roman" w:hAnsi="Times New Roman" w:eastAsia="FangSong" w:cs="Times New Roman"/>
+        </w:rPr>
+        <w:t>制药</w:t>
+      </w:r>
+      <w:r>
+        <w:rPr>
+          <w:rFonts w:hint="eastAsia" w:ascii="Times New Roman" w:hAnsi="Times New Roman" w:eastAsia="Times New Roman" w:cs="Times New Roman"/>
+        </w:rPr>
+        <w:t>、</w:t>
+      </w:r>
+      <w:r>
+        <w:rPr>
+          <w:rFonts w:hint="eastAsia" w:ascii="Times New Roman" w:hAnsi="Times New Roman" w:eastAsia="FangSong" w:cs="Times New Roman"/>
+        </w:rPr>
+        <w:t>精细有机化工等行业</w:t>
+      </w:r>
+      <w:r>
+        <w:rPr>
+          <w:rFonts w:hint="eastAsia" w:ascii="Times New Roman" w:hAnsi="Times New Roman" w:eastAsia="Times New Roman" w:cs="Times New Roman"/>
+        </w:rPr>
+        <w:t>。</w:t>
+      </w:r>
+      <w:r>
+        <w:rPr>
+          <w:rFonts w:hint="eastAsia" w:ascii="Times New Roman" w:hAnsi="Times New Roman" w:eastAsia="FangSong" w:cs="Times New Roman"/>
+        </w:rPr>
+        <w:t>在</w:t>
+      </w:r>
+      <w:r>
+        <w:rPr>
+          <w:rFonts w:ascii="Times New Roman" w:hAnsi="Times New Roman" w:eastAsia="Times New Roman" w:cs="Times New Roman"/>
+        </w:rPr>
+        <w:t xml:space="preserve"> 125℃ </w:t>
+      </w:r>
+      <w:r>
+        <w:rPr>
+          <w:rFonts w:hint="eastAsia" w:ascii="Times New Roman" w:hAnsi="Times New Roman" w:eastAsia="FangSong" w:cs="Times New Roman"/>
+        </w:rPr>
+        <w:t>时分解为氢气</w:t>
+      </w:r>
+      <w:r>
+        <w:rPr>
+          <w:rFonts w:hint="eastAsia" w:ascii="Times New Roman" w:hAnsi="Times New Roman" w:eastAsia="Times New Roman" w:cs="Times New Roman"/>
+        </w:rPr>
+        <w:t>、</w:t>
+      </w:r>
+      <w:r>
+        <w:rPr>
+          <w:rFonts w:hint="eastAsia" w:ascii="Times New Roman" w:hAnsi="Times New Roman" w:eastAsia="FangSong" w:cs="Times New Roman"/>
+        </w:rPr>
+        <w:t>金属铝及氢化锂</w:t>
+      </w:r>
+      <w:r>
+        <w:rPr>
+          <w:rFonts w:hint="eastAsia" w:ascii="Times New Roman" w:hAnsi="Times New Roman" w:eastAsia="Times New Roman" w:cs="Times New Roman"/>
+        </w:rPr>
+        <w:t>(LiH)。</w:t>
       </w:r>
     </w:p>
     <w:p>
@@ -12980,6 +13289,102 @@
         <w:rPr>
           <w:rFonts w:hint="eastAsia" w:ascii="Times New Roman" w:hAnsi="Times New Roman" w:eastAsia="FangSong" w:cs="Times New Roman"/>
         </w:rPr>
+        <w:t xml:space="preserve">写出氢化铝锂分解的化学方程式</w:t>
+      </w:r>
+      <w:r>
+        <w:rPr>
+          <w:rFonts w:ascii="Times New Roman" w:hAnsi="Times New Roman" w:eastAsia="Times New Roman" w:cs="Times New Roman"/>
+        </w:rPr>
+        <w:t xml:space="preserve"> </w:t>
+      </w:r>
+      <w:r>
+        <w:rPr>
+          <w:rFonts w:hint="eastAsia" w:ascii="Times New Roman" w:hAnsi="Times New Roman" w:eastAsia="Times New Roman" w:cs="Times New Roman"/>
+        </w:rPr>
+        <w:t>____；</w:t>
+      </w:r>
+      <w:r>
+        <w:rPr>
+          <w:rFonts w:hint="eastAsia" w:ascii="Times New Roman" w:hAnsi="Times New Roman" w:eastAsia="FangSong" w:cs="Times New Roman"/>
+        </w:rPr>
+        <w:t>每生成</w:t>
+      </w:r>
+      <w:r>
+        <w:rPr>
+          <w:rFonts w:ascii="Times New Roman" w:hAnsi="Times New Roman" w:eastAsia="Times New Roman" w:cs="Times New Roman"/>
+        </w:rPr>
+        <w:t xml:space="preserve"> </w:t>
+      </w:r>
+      <m:oMath>
+        <m:oMathPr>
+          <m:ctrlPr>
+            <w:rPr>
+              <w:sz w:val="28"/>
+              <w:szCs w:val="28"/>
+            </w:rPr>
+          </m:ctrlPr>
+        </m:oMathPr>
+        <m:r>
+          <m:t>1</m:t>
+        </m:r>
+        <m:r>
+          <m:t> </m:t>
+        </m:r>
+        <m:r>
+          <m:t>m</m:t>
+        </m:r>
+        <m:r>
+          <m:t>o</m:t>
+        </m:r>
+        <m:r>
+          <m:t>l</m:t>
+        </m:r>
+        <m:r>
+          <m:t> </m:t>
+        </m:r>
+        <m:sSub>
+          <m:e>
+            <m:r>
+              <m:t>H</m:t>
+            </m:r>
+          </m:e>
+          <m:sub>
+            <m:r>
+              <m:t>2</m:t>
+            </m:r>
+          </m:sub>
+        </m:sSub>
+      </m:oMath>
+      <w:r>
+        <w:rPr>
+          <w:rFonts w:ascii="Times New Roman" w:hAnsi="Times New Roman" w:eastAsia="Times New Roman" w:cs="Times New Roman"/>
+        </w:rPr>
+        <w:t xml:space="preserve"> </w:t>
+      </w:r>
+      <w:r>
+        <w:rPr>
+          <w:rFonts w:hint="eastAsia" w:ascii="Times New Roman" w:hAnsi="Times New Roman" w:eastAsia="FangSong" w:cs="Times New Roman"/>
+        </w:rPr>
+        <w:t xml:space="preserve">转移电子的物质的量为</w:t>
+      </w:r>
+      <w:r>
+        <w:rPr>
+          <w:rFonts w:ascii="Times New Roman" w:hAnsi="Times New Roman" w:eastAsia="Times New Roman" w:cs="Times New Roman"/>
+        </w:rPr>
+        <w:t xml:space="preserve"> ____。</w:t>
+      </w:r>
+    </w:p>
+    <w:p>
+      <w:pPr>
+        <w:numPr>
+          <w:ilvl w:val="0"/>
+          <w:numId w:val="1019"/>
+        </w:numPr>
+      </w:pPr>
+      <w:r>
+        <w:rPr>
+          <w:rFonts w:hint="eastAsia" w:ascii="Times New Roman" w:hAnsi="Times New Roman" w:eastAsia="FangSong" w:cs="Times New Roman"/>
+        </w:rPr>
         <w:t>氢化铝锂易水解</w:t>
       </w:r>
       <w:r>
@@ -13178,15 +13583,31 @@
         <w:rPr>
           <w:rFonts w:ascii="Times New Roman" w:hAnsi="Times New Roman" w:eastAsia="Times New Roman" w:cs="Times New Roman"/>
         </w:rPr>
-        <w:t xml:space="preserve"> SeOF</w:t>
-      </w:r>
-      <w:r>
-        <w:rPr>
-          <w:rFonts w:ascii="Times New Roman" w:hAnsi="Times New Roman" w:eastAsia="Times New Roman" w:cs="Times New Roman"/>
-          <w:vertAlign w:val="subscript"/>
-        </w:rPr>
-        <w:t>6</w:t>
-      </w:r>
+        <w:t xml:space="preserve"> </w:t>
+      </w:r>
+      <m:oMath>
+        <m:r>
+          <m:t>S</m:t>
+        </m:r>
+        <m:r>
+          <m:t>e</m:t>
+        </m:r>
+        <m:r>
+          <m:t>O</m:t>
+        </m:r>
+        <m:sSub>
+          <m:e>
+            <m:r>
+              <m:t>F</m:t>
+            </m:r>
+          </m:e>
+          <m:sub>
+            <m:r>
+              <m:t>6</m:t>
+            </m:r>
+          </m:sub>
+        </m:sSub>
+      </m:oMath>
       <w:r>
         <w:rPr>
           <w:rFonts w:ascii="Times New Roman" w:hAnsi="Times New Roman" w:eastAsia="Times New Roman" w:cs="Times New Roman"/>
@@ -14351,15 +14772,31 @@
         <w:rPr>
           <w:rFonts w:ascii="Times New Roman" w:hAnsi="Times New Roman" w:eastAsia="Times New Roman" w:cs="Times New Roman"/>
         </w:rPr>
-        <w:t xml:space="preserve"> KClO</w:t>
-      </w:r>
-      <w:r>
-        <w:rPr>
-          <w:rFonts w:ascii="Times New Roman" w:hAnsi="Times New Roman" w:eastAsia="Times New Roman" w:cs="Times New Roman"/>
-          <w:vertAlign w:val="subscript"/>
-        </w:rPr>
-        <w:t>3</w:t>
-      </w:r>
+        <w:t xml:space="preserve"> </w:t>
+      </w:r>
+      <m:oMath>
+        <m:r>
+          <m:t>K</m:t>
+        </m:r>
+        <m:r>
+          <m:t>C</m:t>
+        </m:r>
+        <m:r>
+          <m:t>l</m:t>
+        </m:r>
+        <m:sSub>
+          <m:e>
+            <m:r>
+              <m:t>O</m:t>
+            </m:r>
+          </m:e>
+          <m:sub>
+            <m:r>
+              <m:t>3</m:t>
+            </m:r>
+          </m:sub>
+        </m:sSub>
+      </m:oMath>
       <w:r>
         <w:rPr>
           <w:rFonts w:ascii="Times New Roman" w:hAnsi="Times New Roman" w:eastAsia="Times New Roman" w:cs="Times New Roman"/>
@@ -14612,15 +15049,31 @@
         <w:rPr>
           <w:rFonts w:ascii="Times New Roman" w:hAnsi="Times New Roman" w:eastAsia="Times New Roman" w:cs="Times New Roman"/>
         </w:rPr>
-        <w:t xml:space="preserve"> KClO</w:t>
-      </w:r>
-      <w:r>
-        <w:rPr>
-          <w:rFonts w:ascii="Times New Roman" w:hAnsi="Times New Roman" w:eastAsia="Times New Roman" w:cs="Times New Roman"/>
-          <w:vertAlign w:val="subscript"/>
-        </w:rPr>
-        <w:t>3</w:t>
-      </w:r>
+        <w:t xml:space="preserve"> </w:t>
+      </w:r>
+      <m:oMath>
+        <m:r>
+          <m:t>K</m:t>
+        </m:r>
+        <m:r>
+          <m:t>C</m:t>
+        </m:r>
+        <m:r>
+          <m:t>l</m:t>
+        </m:r>
+        <m:sSub>
+          <m:e>
+            <m:r>
+              <m:t>O</m:t>
+            </m:r>
+          </m:e>
+          <m:sub>
+            <m:r>
+              <m:t>3</m:t>
+            </m:r>
+          </m:sub>
+        </m:sSub>
+      </m:oMath>
       <w:r>
         <w:rPr>
           <w:rFonts w:ascii="Times New Roman" w:hAnsi="Times New Roman" w:eastAsia="Times New Roman" w:cs="Times New Roman"/>
@@ -14646,6 +15099,7 @@
           <w:ilvl w:val="0"/>
           <w:numId w:val="1022"/>
         </w:numPr>
+        <w:spacing w:after="80"/>
       </w:pPr>
       <w:r>
         <w:rPr>
@@ -14690,296 +15144,400 @@
         <w:t>。</w:t>
       </w:r>
     </w:p>
+    <w:tbl>
+      <w:tblPr>
+        <w:tblStyle w:val="Table"/>
+        <w:tblW w:type="pct" w:w="5000"/>
+        <w:tblLayout w:type="fixed"/>
+        <w:tblLook w:firstRow="1" w:lastRow="0" w:firstColumn="0" w:lastColumn="0" w:noHBand="0" w:noVBand="0" w:val="0020"/>
+      </w:tblPr>
+      <w:tblGrid>
+        <w:gridCol w:w="1320"/>
+        <w:gridCol w:w="1320"/>
+        <w:gridCol w:w="1320"/>
+        <w:gridCol w:w="1320"/>
+        <w:gridCol w:w="1320"/>
+        <w:gridCol w:w="1320"/>
+      </w:tblGrid>
+      <w:tr>
+        <w:trPr>
+          <w:tblHeader w:val="on"/>
+        </w:trPr>
+        <w:tc>
+          <w:tcPr/>
+          <w:p>
+            <w:pPr>
+              <w:pStyle w:val="Compact"/>
+              <w:jc w:val="center"/>
+            </w:pPr>
+          </w:p>
+        </w:tc>
+        <w:tc>
+          <w:tcPr/>
+          <w:p>
+            <w:pPr>
+              <w:pStyle w:val="Compact"/>
+              <w:jc w:val="center"/>
+            </w:pPr>
+            <w:r>
+              <w:rPr>
+                <w:rFonts w:ascii="Times New Roman" w:hAnsi="Times New Roman" w:eastAsia="Times New Roman" w:cs="Times New Roman"/>
+                <w:b/>
+              </w:rPr>
+              <w:t xml:space="preserve">KCl(s)</w:t>
+            </w:r>
+          </w:p>
+        </w:tc>
+        <w:tc>
+          <w:tcPr/>
+          <w:p>
+            <w:pPr>
+              <w:pStyle w:val="Compact"/>
+              <w:jc w:val="center"/>
+            </w:pPr>
+            <m:oMath>
+              <m:r>
+                <m:t>K</m:t>
+              </m:r>
+              <m:r>
+                <m:t>C</m:t>
+              </m:r>
+              <m:r>
+                <m:t>l</m:t>
+              </m:r>
+              <m:sSub>
+                <m:e>
+                  <m:r>
+                    <m:t>O</m:t>
+                  </m:r>
+                </m:e>
+                <m:sub>
+                  <m:r>
+                    <m:t>3</m:t>
+                  </m:r>
+                </m:sub>
+              </m:sSub>
+            </m:oMath>
+            <w:r>
+              <w:rPr>
+                <w:rFonts w:ascii="Times New Roman" w:hAnsi="Times New Roman" w:eastAsia="Times New Roman" w:cs="Times New Roman"/>
+                <w:b/>
+              </w:rPr>
+              <w:t xml:space="preserve"> </w:t>
+            </w:r>
+            <w:r>
+              <w:rPr>
+                <w:rFonts w:ascii="Times New Roman" w:hAnsi="Times New Roman" w:eastAsia="Times New Roman" w:cs="Times New Roman"/>
+                <w:b/>
+              </w:rPr>
+              <w:t xml:space="preserve">(s)</w:t>
+            </w:r>
+          </w:p>
+        </w:tc>
+        <w:tc>
+          <w:tcPr/>
+          <w:p>
+            <w:pPr>
+              <w:pStyle w:val="Compact"/>
+              <w:jc w:val="center"/>
+            </w:pPr>
+            <m:oMath>
+              <m:r>
+                <m:t>S</m:t>
+              </m:r>
+              <m:sSub>
+                <m:e>
+                  <m:r>
+                    <m:t>O</m:t>
+                  </m:r>
+                </m:e>
+                <m:sub>
+                  <m:r>
+                    <m:t>2</m:t>
+                  </m:r>
+                </m:sub>
+              </m:sSub>
+            </m:oMath>
+            <w:r>
+              <w:rPr>
+                <w:rFonts w:ascii="Times New Roman" w:hAnsi="Times New Roman" w:eastAsia="Times New Roman" w:cs="Times New Roman"/>
+                <w:b/>
+              </w:rPr>
+              <w:t xml:space="preserve"> </w:t>
+            </w:r>
+            <w:r>
+              <w:rPr>
+                <w:rFonts w:ascii="Times New Roman" w:hAnsi="Times New Roman" w:eastAsia="Times New Roman" w:cs="Times New Roman"/>
+                <w:b/>
+              </w:rPr>
+              <w:t xml:space="preserve">(g)</w:t>
+            </w:r>
+          </w:p>
+        </w:tc>
+        <w:tc>
+          <w:tcPr/>
+          <w:p>
+            <w:pPr>
+              <w:pStyle w:val="Compact"/>
+              <w:jc w:val="center"/>
+            </w:pPr>
+            <m:oMath>
+              <m:sSub>
+                <m:e>
+                  <m:r>
+                    <m:t>P</m:t>
+                  </m:r>
+                </m:e>
+                <m:sub>
+                  <m:r>
+                    <m:t>4</m:t>
+                  </m:r>
+                </m:sub>
+              </m:sSub>
+              <m:sSub>
+                <m:e>
+                  <m:r>
+                    <m:t>S</m:t>
+                  </m:r>
+                </m:e>
+                <m:sub>
+                  <m:r>
+                    <m:t>3</m:t>
+                  </m:r>
+                </m:sub>
+              </m:sSub>
+            </m:oMath>
+            <w:r>
+              <w:rPr>
+                <w:rFonts w:ascii="Times New Roman" w:hAnsi="Times New Roman" w:eastAsia="Times New Roman" w:cs="Times New Roman"/>
+                <w:b/>
+              </w:rPr>
+              <w:t xml:space="preserve"> </w:t>
+            </w:r>
+            <w:r>
+              <w:rPr>
+                <w:rFonts w:ascii="Times New Roman" w:hAnsi="Times New Roman" w:eastAsia="Times New Roman" w:cs="Times New Roman"/>
+                <w:b/>
+              </w:rPr>
+              <w:t xml:space="preserve">(s)</w:t>
+            </w:r>
+          </w:p>
+        </w:tc>
+        <w:tc>
+          <w:tcPr/>
+          <w:p>
+            <w:pPr>
+              <w:pStyle w:val="Compact"/>
+              <w:jc w:val="center"/>
+            </w:pPr>
+            <m:oMath>
+              <m:sSub>
+                <m:e>
+                  <m:r>
+                    <m:t>P</m:t>
+                  </m:r>
+                </m:e>
+                <m:sub>
+                  <m:r>
+                    <m:t>4</m:t>
+                  </m:r>
+                </m:sub>
+              </m:sSub>
+              <m:sSub>
+                <m:e>
+                  <m:r>
+                    <m:t>O</m:t>
+                  </m:r>
+                </m:e>
+                <m:sub>
+                  <m:r>
+                    <m:t>10</m:t>
+                  </m:r>
+                </m:sub>
+              </m:sSub>
+            </m:oMath>
+            <w:r>
+              <w:rPr>
+                <w:rFonts w:ascii="Times New Roman" w:hAnsi="Times New Roman" w:eastAsia="Times New Roman" w:cs="Times New Roman"/>
+                <w:b/>
+              </w:rPr>
+              <w:t xml:space="preserve"> </w:t>
+            </w:r>
+            <w:r>
+              <w:rPr>
+                <w:rFonts w:ascii="Times New Roman" w:hAnsi="Times New Roman" w:eastAsia="Times New Roman" w:cs="Times New Roman"/>
+                <w:b/>
+              </w:rPr>
+              <w:t xml:space="preserve">(s)</w:t>
+            </w:r>
+          </w:p>
+        </w:tc>
+      </w:tr>
+      <w:tr>
+        <w:tc>
+          <w:tcPr/>
+          <w:p>
+            <w:pPr>
+              <w:pStyle w:val="Compact"/>
+              <w:jc w:val="center"/>
+            </w:pPr>
+            <m:oMath>
+              <m:sSub>
+                <m:e>
+                  <m:r>
+                    <m:rPr>
+                      <m:sty m:val="p"/>
+                    </m:rPr>
+                    <m:t>Δ</m:t>
+                  </m:r>
+                </m:e>
+                <m:sub>
+                  <m:r>
+                    <m:t>f</m:t>
+                  </m:r>
+                </m:sub>
+              </m:sSub>
+              <m:sSup>
+                <m:e>
+                  <m:r>
+                    <m:t>H</m:t>
+                  </m:r>
+                </m:e>
+                <m:sup>
+                  <m:r>
+                    <m:rPr>
+                      <m:sty m:val="p"/>
+                    </m:rPr>
+                    <m:t>⊖</m:t>
+                  </m:r>
+                </m:sup>
+              </m:sSup>
+              <m:r>
+                <m:t>k</m:t>
+              </m:r>
+              <m:r>
+                <m:t>J</m:t>
+              </m:r>
+              <m:r>
+                <m:rPr>
+                  <m:sty m:val="p"/>
+                </m:rPr>
+                <m:t>·</m:t>
+              </m:r>
+              <m:r>
+                <m:t>m</m:t>
+              </m:r>
+              <m:r>
+                <m:t>o</m:t>
+              </m:r>
+              <m:sSup>
+                <m:e>
+                  <m:r>
+                    <m:t>l</m:t>
+                  </m:r>
+                </m:e>
+                <m:sup>
+                  <m:r>
+                    <m:rPr>
+                      <m:sty m:val="p"/>
+                    </m:rPr>
+                    <m:t>−</m:t>
+                  </m:r>
+                  <m:r>
+                    <m:t>1</m:t>
+                  </m:r>
+                </m:sup>
+              </m:sSup>
+            </m:oMath>
+            <w:r>
+              <w:rPr>
+                <w:rFonts w:ascii="Times New Roman" w:hAnsi="Times New Roman" w:eastAsia="Times New Roman" w:cs="Times New Roman"/>
+              </w:rPr>
+              <w:t xml:space="preserve">​</w:t>
+            </w:r>
+          </w:p>
+        </w:tc>
+        <w:tc>
+          <w:tcPr/>
+          <w:p>
+            <w:pPr>
+              <w:pStyle w:val="Compact"/>
+              <w:jc w:val="center"/>
+            </w:pPr>
+            <w:r>
+              <w:rPr>
+                <w:rFonts w:ascii="Times New Roman" w:hAnsi="Times New Roman" w:eastAsia="Times New Roman" w:cs="Times New Roman"/>
+              </w:rPr>
+              <w:t xml:space="preserve">-436.7</w:t>
+            </w:r>
+          </w:p>
+        </w:tc>
+        <w:tc>
+          <w:tcPr/>
+          <w:p>
+            <w:pPr>
+              <w:pStyle w:val="Compact"/>
+              <w:jc w:val="center"/>
+            </w:pPr>
+            <w:r>
+              <w:rPr>
+                <w:rFonts w:ascii="Times New Roman" w:hAnsi="Times New Roman" w:eastAsia="Times New Roman" w:cs="Times New Roman"/>
+              </w:rPr>
+              <w:t xml:space="preserve">-397.7</w:t>
+            </w:r>
+          </w:p>
+        </w:tc>
+        <w:tc>
+          <w:tcPr/>
+          <w:p>
+            <w:pPr>
+              <w:pStyle w:val="Compact"/>
+              <w:jc w:val="center"/>
+            </w:pPr>
+            <w:r>
+              <w:rPr>
+                <w:rFonts w:ascii="Times New Roman" w:hAnsi="Times New Roman" w:eastAsia="Times New Roman" w:cs="Times New Roman"/>
+              </w:rPr>
+              <w:t xml:space="preserve">-296.8</w:t>
+            </w:r>
+          </w:p>
+        </w:tc>
+        <w:tc>
+          <w:tcPr/>
+          <w:p>
+            <w:pPr>
+              <w:pStyle w:val="Compact"/>
+              <w:jc w:val="center"/>
+            </w:pPr>
+            <w:r>
+              <w:rPr>
+                <w:rFonts w:ascii="Times New Roman" w:hAnsi="Times New Roman" w:eastAsia="Times New Roman" w:cs="Times New Roman"/>
+              </w:rPr>
+              <w:t xml:space="preserve">-154.0</w:t>
+            </w:r>
+          </w:p>
+        </w:tc>
+        <w:tc>
+          <w:tcPr/>
+          <w:p>
+            <w:pPr>
+              <w:pStyle w:val="Compact"/>
+              <w:jc w:val="center"/>
+            </w:pPr>
+            <w:r>
+              <w:rPr>
+                <w:rFonts w:ascii="Times New Roman" w:hAnsi="Times New Roman" w:eastAsia="Times New Roman" w:cs="Times New Roman"/>
+              </w:rPr>
+              <w:t xml:space="preserve">-2948</w:t>
+            </w:r>
+          </w:p>
+        </w:tc>
+      </w:tr>
+    </w:tbl>
     <w:p>
       <w:pPr>
-        <w:pStyle w:val="FirstParagraph"/>
-      </w:pPr>
-      <w:r>
-        <w:rPr>
-          <w:rFonts w:ascii="Times New Roman" w:hAnsi="Times New Roman" w:eastAsia="Times New Roman" w:cs="Times New Roman"/>
-        </w:rPr>
-        <w:t xml:space="preserve">KCl(s)</w:t>
-      </w:r>
-    </w:p>
-    <w:p>
-      <w:pPr>
         <w:pStyle w:val="BodyText"/>
-      </w:pPr>
-      <w:r>
-        <w:rPr>
-          <w:rFonts w:ascii="Times New Roman" w:hAnsi="Times New Roman" w:eastAsia="Times New Roman" w:cs="Times New Roman"/>
-        </w:rPr>
-        <w:t>KClO</w:t>
-      </w:r>
-      <w:r>
-        <w:rPr>
-          <w:rFonts w:ascii="Times New Roman" w:hAnsi="Times New Roman" w:eastAsia="Times New Roman" w:cs="Times New Roman"/>
-          <w:vertAlign w:val="subscript"/>
-        </w:rPr>
-        <w:t>3</w:t>
-      </w:r>
-      <w:r>
-        <w:rPr>
-          <w:rFonts w:ascii="Times New Roman" w:hAnsi="Times New Roman" w:eastAsia="Times New Roman" w:cs="Times New Roman"/>
-        </w:rPr>
-        <w:t xml:space="preserve"> (s)</w:t>
-      </w:r>
-    </w:p>
-    <w:p>
-      <w:pPr>
-        <w:pStyle w:val="BodyText"/>
-      </w:pPr>
-      <w:r>
-        <w:rPr>
-          <w:rFonts w:ascii="Times New Roman" w:hAnsi="Times New Roman" w:eastAsia="Times New Roman" w:cs="Times New Roman"/>
-        </w:rPr>
-        <w:t>SO</w:t>
-      </w:r>
-      <w:r>
-        <w:rPr>
-          <w:rFonts w:ascii="Times New Roman" w:hAnsi="Times New Roman" w:eastAsia="Times New Roman" w:cs="Times New Roman"/>
-          <w:vertAlign w:val="subscript"/>
-        </w:rPr>
-        <w:t>2</w:t>
-      </w:r>
-      <w:r>
-        <w:rPr>
-          <w:rFonts w:ascii="Times New Roman" w:hAnsi="Times New Roman" w:eastAsia="Times New Roman" w:cs="Times New Roman"/>
-        </w:rPr>
-        <w:t xml:space="preserve"> (g)</w:t>
-      </w:r>
-    </w:p>
-    <w:p>
-      <w:pPr>
-        <w:pStyle w:val="BodyText"/>
-      </w:pPr>
-      <m:oMath>
-        <m:sSub>
-          <m:e>
-            <m:r>
-              <m:t>P</m:t>
-            </m:r>
-          </m:e>
-          <m:sub>
-            <m:r>
-              <m:t>4</m:t>
-            </m:r>
-          </m:sub>
-        </m:sSub>
-        <m:sSub>
-          <m:e>
-            <m:r>
-              <m:t>S</m:t>
-            </m:r>
-          </m:e>
-          <m:sub>
-            <m:r>
-              <m:t>3</m:t>
-            </m:r>
-          </m:sub>
-        </m:sSub>
-      </m:oMath>
-      <w:r>
-        <w:rPr>
-          <w:rFonts w:ascii="Times New Roman" w:hAnsi="Times New Roman" w:eastAsia="Times New Roman" w:cs="Times New Roman"/>
-        </w:rPr>
-        <w:t xml:space="preserve"> </w:t>
-      </w:r>
-      <w:r>
-        <w:rPr>
-          <w:rFonts w:ascii="Times New Roman" w:hAnsi="Times New Roman" w:eastAsia="Times New Roman" w:cs="Times New Roman"/>
-        </w:rPr>
-        <w:t xml:space="preserve">(s)</w:t>
-      </w:r>
-    </w:p>
-    <w:p>
-      <w:pPr>
-        <w:pStyle w:val="BodyText"/>
-      </w:pPr>
-      <m:oMath>
-        <m:sSub>
-          <m:e>
-            <m:r>
-              <m:t>P</m:t>
-            </m:r>
-          </m:e>
-          <m:sub>
-            <m:r>
-              <m:t>4</m:t>
-            </m:r>
-          </m:sub>
-        </m:sSub>
-        <m:sSub>
-          <m:e>
-            <m:r>
-              <m:t>O</m:t>
-            </m:r>
-          </m:e>
-          <m:sub>
-            <m:r>
-              <m:t>10</m:t>
-            </m:r>
-          </m:sub>
-        </m:sSub>
-      </m:oMath>
-      <w:r>
-        <w:rPr>
-          <w:rFonts w:ascii="Times New Roman" w:hAnsi="Times New Roman" w:eastAsia="Times New Roman" w:cs="Times New Roman"/>
-        </w:rPr>
-        <w:t xml:space="preserve"> </w:t>
-      </w:r>
-      <w:r>
-        <w:rPr>
-          <w:rFonts w:ascii="Times New Roman" w:hAnsi="Times New Roman" w:eastAsia="Times New Roman" w:cs="Times New Roman"/>
-        </w:rPr>
-        <w:t xml:space="preserve">(s)</w:t>
-      </w:r>
-    </w:p>
-    <w:p>
-      <w:pPr>
-        <w:pStyle w:val="BodyText"/>
-      </w:pPr>
-      <m:oMath>
-        <m:oMathPr>
-          <m:ctrlPr>
-            <w:rPr>
-              <w:sz w:val="28"/>
-              <w:szCs w:val="28"/>
-            </w:rPr>
-          </m:ctrlPr>
-        </m:oMathPr>
-        <m:sSub>
-          <m:e>
-            <m:r>
-              <m:rPr>
-                <m:sty m:val="p"/>
-              </m:rPr>
-              <m:t>Δ</m:t>
-            </m:r>
-          </m:e>
-          <m:sub>
-            <m:r>
-              <m:t>f</m:t>
-            </m:r>
-          </m:sub>
-        </m:sSub>
-        <m:sSup>
-          <m:e>
-            <m:r>
-              <m:t>H</m:t>
-            </m:r>
-          </m:e>
-          <m:sup>
-            <m:r>
-              <m:rPr>
-                <m:sty m:val="p"/>
-              </m:rPr>
-              <m:t>⊖</m:t>
-            </m:r>
-          </m:sup>
-        </m:sSup>
-        <m:r>
-          <m:t>k</m:t>
-        </m:r>
-        <m:r>
-          <m:t>J</m:t>
-        </m:r>
-        <m:r>
-          <m:rPr>
-            <m:sty m:val="p"/>
-          </m:rPr>
-          <m:t>·</m:t>
-        </m:r>
-        <m:r>
-          <m:t>m</m:t>
-        </m:r>
-        <m:r>
-          <m:t>o</m:t>
-        </m:r>
-        <m:sSup>
-          <m:e>
-            <m:r>
-              <m:t>l</m:t>
-            </m:r>
-          </m:e>
-          <m:sup>
-            <m:r>
-              <m:rPr>
-                <m:sty m:val="p"/>
-              </m:rPr>
-              <m:t>−</m:t>
-            </m:r>
-            <m:r>
-              <m:t>1</m:t>
-            </m:r>
-          </m:sup>
-        </m:sSup>
-      </m:oMath>
-      <w:r>
-        <w:rPr>
-          <w:rFonts w:ascii="Times New Roman" w:hAnsi="Times New Roman" w:eastAsia="Times New Roman" w:cs="Times New Roman"/>
-        </w:rPr>
-        <w:t xml:space="preserve">​</w:t>
-      </w:r>
-    </w:p>
-    <w:p>
-      <w:pPr>
-        <w:pStyle w:val="BodyText"/>
-      </w:pPr>
-      <w:r>
-        <w:rPr>
-          <w:rFonts w:ascii="Times New Roman" w:hAnsi="Times New Roman" w:eastAsia="Times New Roman" w:cs="Times New Roman"/>
-        </w:rPr>
-        <w:t xml:space="preserve">-436.7</w:t>
-      </w:r>
-    </w:p>
-    <w:p>
-      <w:pPr>
-        <w:pStyle w:val="BodyText"/>
-      </w:pPr>
-      <w:r>
-        <w:rPr>
-          <w:rFonts w:ascii="Times New Roman" w:hAnsi="Times New Roman" w:eastAsia="Times New Roman" w:cs="Times New Roman"/>
-        </w:rPr>
-        <w:t xml:space="preserve">-397.7</w:t>
-      </w:r>
-    </w:p>
-    <w:p>
-      <w:pPr>
-        <w:pStyle w:val="BodyText"/>
-      </w:pPr>
-      <w:r>
-        <w:rPr>
-          <w:rFonts w:ascii="Times New Roman" w:hAnsi="Times New Roman" w:eastAsia="Times New Roman" w:cs="Times New Roman"/>
-        </w:rPr>
-        <w:t xml:space="preserve">-296.8</w:t>
-      </w:r>
-    </w:p>
-    <w:p>
-      <w:pPr>
-        <w:pStyle w:val="BodyText"/>
-      </w:pPr>
-      <w:r>
-        <w:rPr>
-          <w:rFonts w:ascii="Times New Roman" w:hAnsi="Times New Roman" w:eastAsia="Times New Roman" w:cs="Times New Roman"/>
-        </w:rPr>
-        <w:t xml:space="preserve">-154.0</w:t>
-      </w:r>
-    </w:p>
-    <w:p>
-      <w:pPr>
-        <w:pStyle w:val="BodyText"/>
-      </w:pPr>
-      <w:r>
-        <w:rPr>
-          <w:rFonts w:ascii="Times New Roman" w:hAnsi="Times New Roman" w:eastAsia="Times New Roman" w:cs="Times New Roman"/>
-        </w:rPr>
-        <w:t xml:space="preserve">-2948</w:t>
-      </w:r>
-    </w:p>
-    <w:p>
-      <w:pPr>
-        <w:pStyle w:val="BodyText"/>
+        <w:spacing w:before="120"/>
       </w:pPr>
       <w:r>
         <w:rPr>
@@ -18085,15 +18643,28 @@
         <w:rPr>
           <w:rFonts w:ascii="Times New Roman" w:hAnsi="Times New Roman" w:eastAsia="Times New Roman" w:cs="Times New Roman"/>
         </w:rPr>
-        <w:t xml:space="preserve"> CCl</w:t>
-      </w:r>
-      <w:r>
-        <w:rPr>
-          <w:rFonts w:ascii="Times New Roman" w:hAnsi="Times New Roman" w:eastAsia="Times New Roman" w:cs="Times New Roman"/>
-          <w:vertAlign w:val="subscript"/>
-        </w:rPr>
-        <w:t>4</w:t>
-      </w:r>
+        <w:t xml:space="preserve"> </w:t>
+      </w:r>
+      <m:oMath>
+        <m:r>
+          <m:t>C</m:t>
+        </m:r>
+        <m:r>
+          <m:t>C</m:t>
+        </m:r>
+        <m:sSub>
+          <m:e>
+            <m:r>
+              <m:t>l</m:t>
+            </m:r>
+          </m:e>
+          <m:sub>
+            <m:r>
+              <m:t>4</m:t>
+            </m:r>
+          </m:sub>
+        </m:sSub>
+      </m:oMath>
       <w:r>
         <w:rPr>
           <w:rFonts w:ascii="Times New Roman" w:hAnsi="Times New Roman" w:eastAsia="Times New Roman" w:cs="Times New Roman"/>
@@ -20837,7 +21408,7 @@
     <ns0:name ns0:val="Verbatim Char"/>
     <ns0:basedOn ns0:val="BodyTextChar"/>
     <ns0:rPr>
-      <ns0:rFonts ns0:ascii="Times New Roman" ns0:cs="Times New Roman" ns0:eastAsia="FangSong" ns0:hAnsi="Times New Roman"/>
+      <ns0:rFonts ns0:ascii="SimSun" ns0:cs="SimSun" ns0:eastAsia="SimSun" ns0:hAnsi="SimSun"/>
       <ns0:b ns0:val="0"/>
       <ns0:sz ns0:val="20"/>
     </ns0:rPr>
@@ -20891,7 +21462,7 @@
       <w:wordWrap w:val="off"/>
     </w:pPr>
     <ns0:rPr>
-      <w:rFonts ns0:ascii="Times New Roman" ns0:hAnsi="Times New Roman" ns0:eastAsia="FangSong" ns0:cs="Times New Roman"/>
+      <w:rFonts ns0:ascii="SimSun" ns0:hAnsi="SimSun" ns0:eastAsia="SimSun" ns0:cs="SimSun"/>
     </ns0:rPr>
   </w:style>
   <w:style w:type="character" w:customStyle="1" w:styleId="KeywordTok">

--- a/00-首页/题组Word/专项卷/一分册/专项卷I-学生版.docx
+++ b/00-首页/题组Word/专项卷/一分册/专项卷I-学生版.docx
@@ -1160,6 +1160,8 @@
     <w:p>
       <w:pPr>
         <w:pStyle w:val="BodyText"/>
+        <w:ind w:left="480" w:hanging="480"/>
+        <w:spacing w:after="0"/>
       </w:pPr>
       <w:r>
         <w:rPr>
@@ -1185,6 +1187,13 @@
         </w:rPr>
         <w:t xml:space="preserve"> </w:t>
       </w:r>
+    </w:p>
+    <w:p>
+      <w:pPr>
+        <w:pStyle w:val="BodyText"/>
+        <w:ind w:left="480" w:hanging="480"/>
+        <w:spacing w:before="0" w:after="0"/>
+      </w:pPr>
       <w:r>
         <w:rPr>
           <w:rFonts w:ascii="Times New Roman" w:hAnsi="Times New Roman" w:eastAsia="Times New Roman" w:cs="Times New Roman"/>
@@ -1215,6 +1224,13 @@
         </w:rPr>
         <w:t xml:space="preserve"> </w:t>
       </w:r>
+    </w:p>
+    <w:p>
+      <w:pPr>
+        <w:pStyle w:val="BodyText"/>
+        <w:ind w:left="480" w:hanging="480"/>
+        <w:spacing w:before="0" w:after="0"/>
+      </w:pPr>
       <w:r>
         <w:rPr>
           <w:rFonts w:ascii="Times New Roman" w:hAnsi="Times New Roman" w:eastAsia="Times New Roman" w:cs="Times New Roman"/>
@@ -1245,6 +1261,13 @@
         </w:rPr>
         <w:t xml:space="preserve"> </w:t>
       </w:r>
+    </w:p>
+    <w:p>
+      <w:pPr>
+        <w:pStyle w:val="BodyText"/>
+        <w:ind w:left="480" w:hanging="480"/>
+        <w:spacing w:before="0" w:after="0"/>
+      </w:pPr>
       <w:r>
         <w:rPr>
           <w:rFonts w:ascii="Times New Roman" w:hAnsi="Times New Roman" w:eastAsia="Times New Roman" w:cs="Times New Roman"/>
@@ -1275,6 +1298,13 @@
         </w:rPr>
         <w:t xml:space="preserve"> </w:t>
       </w:r>
+    </w:p>
+    <w:p>
+      <w:pPr>
+        <w:pStyle w:val="BodyText"/>
+        <w:ind w:left="480" w:hanging="480"/>
+        <w:spacing w:before="0" w:after="180"/>
+      </w:pPr>
       <w:r>
         <w:rPr>
           <w:rFonts w:ascii="Times New Roman" w:hAnsi="Times New Roman" w:eastAsia="Times New Roman" w:cs="Times New Roman"/>
@@ -1299,6 +1329,16 @@
         </w:rPr>
         <w:t>又不能节省燃料</w:t>
       </w:r>
+    </w:p>
+    <w:p>
+      <w:pPr>
+        <w:spacing w:before="0" w:after="0"/>
+      </w:pPr>
+    </w:p>
+    <w:p>
+      <w:pPr>
+        <w:spacing w:before="0" w:after="0"/>
+      </w:pPr>
     </w:p>
     <w:bookmarkEnd w:id="10"/>
     <w:bookmarkStart w:id="11" w:name="第-2-题"/>
@@ -1534,6 +1574,21 @@
         <w:t>。</w:t>
       </w:r>
     </w:p>
+    <w:p>
+      <w:pPr>
+        <w:spacing w:before="0" w:after="0"/>
+      </w:pPr>
+    </w:p>
+    <w:p>
+      <w:pPr>
+        <w:spacing w:before="0" w:after="0"/>
+      </w:pPr>
+    </w:p>
+    <w:p>
+      <w:pPr>
+        <w:spacing w:before="0" w:after="0"/>
+      </w:pPr>
+    </w:p>
     <w:bookmarkEnd w:id="11"/>
     <w:bookmarkStart w:id="12" w:name="第-3-题"/>
     <w:p>
@@ -1934,13 +1989,64 @@
     <w:p>
       <w:pPr>
         <w:pStyle w:val="BodyText"/>
-      </w:pPr>
-      <w:r>
-        <w:rPr>
-          <w:rFonts w:ascii="Times New Roman" w:hAnsi="Times New Roman" w:eastAsia="Times New Roman" w:cs="Times New Roman"/>
-        </w:rPr>
-        <w:t xml:space="preserve">A. ①③④　B. ①④⑥　C. ②⑤　D. ①⑤</w:t>
-      </w:r>
+        <w:ind w:left="480" w:hanging="480"/>
+        <w:spacing w:after="0"/>
+      </w:pPr>
+      <w:r>
+        <w:rPr>
+          <w:rFonts w:ascii="Times New Roman" w:hAnsi="Times New Roman" w:eastAsia="Times New Roman" w:cs="Times New Roman"/>
+        </w:rPr>
+        <w:t xml:space="preserve">A. ①③④　</w:t>
+      </w:r>
+    </w:p>
+    <w:p>
+      <w:pPr>
+        <w:pStyle w:val="BodyText"/>
+        <w:ind w:left="480" w:hanging="480"/>
+        <w:spacing w:before="0" w:after="0"/>
+      </w:pPr>
+      <w:r>
+        <w:rPr>
+          <w:rFonts w:ascii="Times New Roman" w:hAnsi="Times New Roman" w:eastAsia="Times New Roman" w:cs="Times New Roman"/>
+        </w:rPr>
+        <w:t xml:space="preserve">B. ①④⑥　</w:t>
+      </w:r>
+    </w:p>
+    <w:p>
+      <w:pPr>
+        <w:pStyle w:val="BodyText"/>
+        <w:ind w:left="480" w:hanging="480"/>
+        <w:spacing w:before="0" w:after="0"/>
+      </w:pPr>
+      <w:r>
+        <w:rPr>
+          <w:rFonts w:ascii="Times New Roman" w:hAnsi="Times New Roman" w:eastAsia="Times New Roman" w:cs="Times New Roman"/>
+        </w:rPr>
+        <w:t xml:space="preserve">C. ②⑤　</w:t>
+      </w:r>
+    </w:p>
+    <w:p>
+      <w:pPr>
+        <w:pStyle w:val="BodyText"/>
+        <w:ind w:left="480" w:hanging="480"/>
+        <w:spacing w:before="0" w:after="180"/>
+      </w:pPr>
+      <w:r>
+        <w:rPr>
+          <w:rFonts w:ascii="Times New Roman" w:hAnsi="Times New Roman" w:eastAsia="Times New Roman" w:cs="Times New Roman"/>
+        </w:rPr>
+        <w:t xml:space="preserve">D. ①⑤</w:t>
+      </w:r>
+    </w:p>
+    <w:p>
+      <w:pPr>
+        <w:spacing w:before="0" w:after="0"/>
+      </w:pPr>
+    </w:p>
+    <w:p>
+      <w:pPr>
+        <w:spacing w:before="0" w:after="0"/>
+      </w:pPr>
     </w:p>
     <w:bookmarkEnd w:id="12"/>
     <w:bookmarkStart w:id="13" w:name="第-4-题"/>
@@ -2716,6 +2822,46 @@
         </w:rPr>
         <w:t>。</w:t>
       </w:r>
+    </w:p>
+    <w:p>
+      <w:pPr>
+        <w:spacing w:before="0" w:after="0"/>
+      </w:pPr>
+    </w:p>
+    <w:p>
+      <w:pPr>
+        <w:spacing w:before="0" w:after="0"/>
+      </w:pPr>
+    </w:p>
+    <w:p>
+      <w:pPr>
+        <w:spacing w:before="0" w:after="0"/>
+      </w:pPr>
+    </w:p>
+    <w:p>
+      <w:pPr>
+        <w:spacing w:before="0" w:after="0"/>
+      </w:pPr>
+    </w:p>
+    <w:p>
+      <w:pPr>
+        <w:spacing w:before="0" w:after="0"/>
+      </w:pPr>
+    </w:p>
+    <w:p>
+      <w:pPr>
+        <w:spacing w:before="0" w:after="0"/>
+      </w:pPr>
+    </w:p>
+    <w:p>
+      <w:pPr>
+        <w:spacing w:before="0" w:after="0"/>
+      </w:pPr>
+    </w:p>
+    <w:p>
+      <w:pPr>
+        <w:spacing w:before="0" w:after="0"/>
+      </w:pPr>
     </w:p>
     <w:bookmarkEnd w:id="13"/>
     <w:bookmarkStart w:id="14" w:name="第-5-题"/>
@@ -3045,6 +3191,21 @@
         </m:oMath>
       </m:oMathPara>
     </w:p>
+    <w:p>
+      <w:pPr>
+        <w:spacing w:before="0" w:after="0"/>
+      </w:pPr>
+    </w:p>
+    <w:p>
+      <w:pPr>
+        <w:spacing w:before="0" w:after="0"/>
+      </w:pPr>
+    </w:p>
+    <w:p>
+      <w:pPr>
+        <w:spacing w:before="0" w:after="0"/>
+      </w:pPr>
+    </w:p>
     <w:bookmarkEnd w:id="14"/>
     <w:bookmarkStart w:id="18" w:name="第-6-题"/>
     <w:p>
@@ -4283,7 +4444,7 @@
         </w:rPr>
         <w:drawing>
           <wp:inline>
-            <wp:extent cx="3600000" cy="1795890"/>
+            <wp:extent cx="3599999" cy="1795890"/>
             <wp:effectExtent b="0" l="0" r="0" t="0"/>
             <wp:docPr descr="" title="" id="16" name="Picture"/>
             <a:graphic>
@@ -4304,7 +4465,7 @@
                   <pic:spPr bwMode="auto">
                     <a:xfrm>
                       <a:off x="0" y="0"/>
-                      <a:ext cx="3600000" cy="1795890"/>
+                      <a:ext cx="3599999" cy="1795890"/>
                     </a:xfrm>
                     <a:prstGeom prst="rect">
                       <a:avLst/>
@@ -4639,6 +4800,8 @@
     <w:p>
       <w:pPr>
         <w:pStyle w:val="BodyText"/>
+        <w:ind w:left="480" w:hanging="480"/>
+        <w:spacing w:after="0"/>
       </w:pPr>
       <w:r>
         <w:rPr>
@@ -4656,7 +4819,20 @@
         <w:rPr>
           <w:rFonts w:ascii="Times New Roman" w:hAnsi="Times New Roman" w:eastAsia="Times New Roman" w:cs="Times New Roman"/>
         </w:rPr>
-        <w:t xml:space="preserve"> B. </w:t>
+        <w:t xml:space="preserve"> </w:t>
+      </w:r>
+    </w:p>
+    <w:p>
+      <w:pPr>
+        <w:pStyle w:val="BodyText"/>
+        <w:ind w:left="480" w:hanging="480"/>
+        <w:spacing w:before="0" w:after="0"/>
+      </w:pPr>
+      <w:r>
+        <w:rPr>
+          <w:rFonts w:ascii="Times New Roman" w:hAnsi="Times New Roman" w:eastAsia="Times New Roman" w:cs="Times New Roman"/>
+        </w:rPr>
+        <w:t xml:space="preserve">B. </w:t>
       </w:r>
       <w:r>
         <w:rPr>
@@ -4722,6 +4898,13 @@
         </w:rPr>
         <w:t xml:space="preserve"> </w:t>
       </w:r>
+    </w:p>
+    <w:p>
+      <w:pPr>
+        <w:pStyle w:val="BodyText"/>
+        <w:ind w:left="480" w:hanging="480"/>
+        <w:spacing w:before="0" w:after="0"/>
+      </w:pPr>
       <w:r>
         <w:rPr>
           <w:rFonts w:ascii="Times New Roman" w:hAnsi="Times New Roman" w:eastAsia="Times New Roman" w:cs="Times New Roman"/>
@@ -4750,7 +4933,20 @@
         <w:rPr>
           <w:rFonts w:ascii="Times New Roman" w:hAnsi="Times New Roman" w:eastAsia="Times New Roman" w:cs="Times New Roman"/>
         </w:rPr>
-        <w:t xml:space="preserve"> D. </w:t>
+        <w:t xml:space="preserve"> </w:t>
+      </w:r>
+    </w:p>
+    <w:p>
+      <w:pPr>
+        <w:pStyle w:val="BodyText"/>
+        <w:ind w:left="480" w:hanging="480"/>
+        <w:spacing w:before="0" w:after="180"/>
+      </w:pPr>
+      <w:r>
+        <w:rPr>
+          <w:rFonts w:ascii="Times New Roman" w:hAnsi="Times New Roman" w:eastAsia="Times New Roman" w:cs="Times New Roman"/>
+        </w:rPr>
+        <w:t xml:space="preserve">D. </w:t>
       </w:r>
       <w:r>
         <w:rPr>
@@ -4883,6 +5079,16 @@
         </w:rPr>
         <w:t>“&lt;”)。</w:t>
       </w:r>
+    </w:p>
+    <w:p>
+      <w:pPr>
+        <w:spacing w:before="0" w:after="0"/>
+      </w:pPr>
+    </w:p>
+    <w:p>
+      <w:pPr>
+        <w:spacing w:before="0" w:after="0"/>
+      </w:pPr>
     </w:p>
     <w:bookmarkEnd w:id="18"/>
     <w:bookmarkStart w:id="19" w:name="第-7-题"/>
@@ -5874,6 +6080,46 @@
         <w:t>）</w:t>
       </w:r>
     </w:p>
+    <w:p>
+      <w:pPr>
+        <w:spacing w:before="0" w:after="0"/>
+      </w:pPr>
+    </w:p>
+    <w:p>
+      <w:pPr>
+        <w:spacing w:before="0" w:after="0"/>
+      </w:pPr>
+    </w:p>
+    <w:p>
+      <w:pPr>
+        <w:spacing w:before="0" w:after="0"/>
+      </w:pPr>
+    </w:p>
+    <w:p>
+      <w:pPr>
+        <w:spacing w:before="0" w:after="0"/>
+      </w:pPr>
+    </w:p>
+    <w:p>
+      <w:pPr>
+        <w:spacing w:before="0" w:after="0"/>
+      </w:pPr>
+    </w:p>
+    <w:p>
+      <w:pPr>
+        <w:spacing w:before="0" w:after="0"/>
+      </w:pPr>
+    </w:p>
+    <w:p>
+      <w:pPr>
+        <w:spacing w:before="0" w:after="0"/>
+      </w:pPr>
+    </w:p>
+    <w:p>
+      <w:pPr>
+        <w:spacing w:before="0" w:after="0"/>
+      </w:pPr>
+    </w:p>
     <w:bookmarkEnd w:id="19"/>
     <w:bookmarkStart w:id="20" w:name="第-8-题"/>
     <w:p>
@@ -6687,6 +6933,46 @@
         <w:t>。</w:t>
       </w:r>
     </w:p>
+    <w:p>
+      <w:pPr>
+        <w:spacing w:before="0" w:after="0"/>
+      </w:pPr>
+    </w:p>
+    <w:p>
+      <w:pPr>
+        <w:spacing w:before="0" w:after="0"/>
+      </w:pPr>
+    </w:p>
+    <w:p>
+      <w:pPr>
+        <w:spacing w:before="0" w:after="0"/>
+      </w:pPr>
+    </w:p>
+    <w:p>
+      <w:pPr>
+        <w:spacing w:before="0" w:after="0"/>
+      </w:pPr>
+    </w:p>
+    <w:p>
+      <w:pPr>
+        <w:spacing w:before="0" w:after="0"/>
+      </w:pPr>
+    </w:p>
+    <w:p>
+      <w:pPr>
+        <w:spacing w:before="0" w:after="0"/>
+      </w:pPr>
+    </w:p>
+    <w:p>
+      <w:pPr>
+        <w:spacing w:before="0" w:after="0"/>
+      </w:pPr>
+    </w:p>
+    <w:p>
+      <w:pPr>
+        <w:spacing w:before="0" w:after="0"/>
+      </w:pPr>
+    </w:p>
     <w:bookmarkEnd w:id="20"/>
     <w:bookmarkStart w:id="21" w:name="第-9-题"/>
     <w:p>
@@ -7038,6 +7324,31 @@
         <w:t>）</w:t>
       </w:r>
     </w:p>
+    <w:p>
+      <w:pPr>
+        <w:spacing w:before="0" w:after="0"/>
+      </w:pPr>
+    </w:p>
+    <w:p>
+      <w:pPr>
+        <w:spacing w:before="0" w:after="0"/>
+      </w:pPr>
+    </w:p>
+    <w:p>
+      <w:pPr>
+        <w:spacing w:before="0" w:after="0"/>
+      </w:pPr>
+    </w:p>
+    <w:p>
+      <w:pPr>
+        <w:spacing w:before="0" w:after="0"/>
+      </w:pPr>
+    </w:p>
+    <w:p>
+      <w:pPr>
+        <w:spacing w:before="0" w:after="0"/>
+      </w:pPr>
+    </w:p>
     <w:bookmarkEnd w:id="22"/>
     <w:bookmarkStart w:id="26" w:name="第-10-题"/>
     <w:p>
@@ -7203,7 +7514,7 @@
         </w:rPr>
         <w:drawing>
           <wp:inline>
-            <wp:extent cx="3600000" cy="2509253"/>
+            <wp:extent cx="3599999" cy="2509253"/>
             <wp:effectExtent b="0" l="0" r="0" t="0"/>
             <wp:docPr descr="" title="" id="24" name="Picture"/>
             <a:graphic>
@@ -7224,7 +7535,7 @@
                   <pic:spPr bwMode="auto">
                     <a:xfrm>
                       <a:off x="0" y="0"/>
-                      <a:ext cx="3600000" cy="2509253"/>
+                      <a:ext cx="3599999" cy="2509253"/>
                     </a:xfrm>
                     <a:prstGeom prst="rect">
                       <a:avLst/>
@@ -7783,6 +8094,46 @@
         <w:t>____。</w:t>
       </w:r>
     </w:p>
+    <w:p>
+      <w:pPr>
+        <w:spacing w:before="0" w:after="0"/>
+      </w:pPr>
+    </w:p>
+    <w:p>
+      <w:pPr>
+        <w:spacing w:before="0" w:after="0"/>
+      </w:pPr>
+    </w:p>
+    <w:p>
+      <w:pPr>
+        <w:spacing w:before="0" w:after="0"/>
+      </w:pPr>
+    </w:p>
+    <w:p>
+      <w:pPr>
+        <w:spacing w:before="0" w:after="0"/>
+      </w:pPr>
+    </w:p>
+    <w:p>
+      <w:pPr>
+        <w:spacing w:before="0" w:after="0"/>
+      </w:pPr>
+    </w:p>
+    <w:p>
+      <w:pPr>
+        <w:spacing w:before="0" w:after="0"/>
+      </w:pPr>
+    </w:p>
+    <w:p>
+      <w:pPr>
+        <w:spacing w:before="0" w:after="0"/>
+      </w:pPr>
+    </w:p>
+    <w:p>
+      <w:pPr>
+        <w:spacing w:before="0" w:after="0"/>
+      </w:pPr>
+    </w:p>
     <w:bookmarkEnd w:id="26"/>
     <w:bookmarkStart w:id="27" w:name="第-11-题"/>
     <w:p>
@@ -8090,6 +8441,21 @@
         <w:t xml:space="preserve">？</w:t>
       </w:r>
     </w:p>
+    <w:p>
+      <w:pPr>
+        <w:spacing w:before="0" w:after="0"/>
+      </w:pPr>
+    </w:p>
+    <w:p>
+      <w:pPr>
+        <w:spacing w:before="0" w:after="0"/>
+      </w:pPr>
+    </w:p>
+    <w:p>
+      <w:pPr>
+        <w:spacing w:before="0" w:after="0"/>
+      </w:pPr>
+    </w:p>
     <w:bookmarkEnd w:id="27"/>
     <w:bookmarkStart w:id="28" w:name="第-12-题"/>
     <w:p>
@@ -8514,6 +8880,46 @@
         <w:t>）。</w:t>
       </w:r>
     </w:p>
+    <w:p>
+      <w:pPr>
+        <w:spacing w:before="0" w:after="0"/>
+      </w:pPr>
+    </w:p>
+    <w:p>
+      <w:pPr>
+        <w:spacing w:before="0" w:after="0"/>
+      </w:pPr>
+    </w:p>
+    <w:p>
+      <w:pPr>
+        <w:spacing w:before="0" w:after="0"/>
+      </w:pPr>
+    </w:p>
+    <w:p>
+      <w:pPr>
+        <w:spacing w:before="0" w:after="0"/>
+      </w:pPr>
+    </w:p>
+    <w:p>
+      <w:pPr>
+        <w:spacing w:before="0" w:after="0"/>
+      </w:pPr>
+    </w:p>
+    <w:p>
+      <w:pPr>
+        <w:spacing w:before="0" w:after="0"/>
+      </w:pPr>
+    </w:p>
+    <w:p>
+      <w:pPr>
+        <w:spacing w:before="0" w:after="0"/>
+      </w:pPr>
+    </w:p>
+    <w:p>
+      <w:pPr>
+        <w:spacing w:before="0" w:after="0"/>
+      </w:pPr>
+    </w:p>
     <w:bookmarkEnd w:id="28"/>
     <w:bookmarkStart w:id="35" w:name="第-13-题"/>
     <w:p>
@@ -8656,7 +9062,7 @@
         </w:rPr>
         <w:drawing>
           <wp:inline>
-            <wp:extent cx="3600000" cy="2158860"/>
+            <wp:extent cx="3599999" cy="2158860"/>
             <wp:effectExtent b="0" l="0" r="0" t="0"/>
             <wp:docPr descr="" title="" id="30" name="Picture"/>
             <a:graphic>
@@ -8677,7 +9083,7 @@
                   <pic:spPr bwMode="auto">
                     <a:xfrm>
                       <a:off x="0" y="0"/>
-                      <a:ext cx="3600000" cy="2158860"/>
+                      <a:ext cx="3599999" cy="2158860"/>
                     </a:xfrm>
                     <a:prstGeom prst="rect">
                       <a:avLst/>
@@ -8708,7 +9114,7 @@
         </w:rPr>
         <w:drawing>
           <wp:inline>
-            <wp:extent cx="3240000" cy="3132326"/>
+            <wp:extent cx="3240000" cy="3121463"/>
             <wp:effectExtent b="0" l="0" r="0" t="0"/>
             <wp:docPr descr="" title="" id="33" name="Picture"/>
             <a:graphic>
@@ -8729,7 +9135,7 @@
                   <pic:spPr bwMode="auto">
                     <a:xfrm>
                       <a:off x="0" y="0"/>
-                      <a:ext cx="3240000" cy="3132326"/>
+                      <a:ext cx="3240000" cy="3121463"/>
                     </a:xfrm>
                     <a:prstGeom prst="rect">
                       <a:avLst/>
@@ -9633,6 +10039,16 @@
         <w:t>。</w:t>
       </w:r>
     </w:p>
+    <w:p>
+      <w:pPr>
+        <w:spacing w:before="0" w:after="0"/>
+      </w:pPr>
+    </w:p>
+    <w:p>
+      <w:pPr>
+        <w:spacing w:before="0" w:after="0"/>
+      </w:pPr>
+    </w:p>
     <w:bookmarkEnd w:id="35"/>
     <w:bookmarkStart w:id="36" w:name="第-14-题"/>
     <w:p>
@@ -10003,6 +10419,31 @@
         <w:t xml:space="preserve"> O</w:t>
       </w:r>
     </w:p>
+    <w:p>
+      <w:pPr>
+        <w:spacing w:before="0" w:after="0"/>
+      </w:pPr>
+    </w:p>
+    <w:p>
+      <w:pPr>
+        <w:spacing w:before="0" w:after="0"/>
+      </w:pPr>
+    </w:p>
+    <w:p>
+      <w:pPr>
+        <w:spacing w:before="0" w:after="0"/>
+      </w:pPr>
+    </w:p>
+    <w:p>
+      <w:pPr>
+        <w:spacing w:before="0" w:after="0"/>
+      </w:pPr>
+    </w:p>
+    <w:p>
+      <w:pPr>
+        <w:spacing w:before="0" w:after="0"/>
+      </w:pPr>
+    </w:p>
     <w:bookmarkEnd w:id="36"/>
     <w:bookmarkStart w:id="37" w:name="第-15-题"/>
     <w:p>
@@ -10399,6 +10840,46 @@
         </w:rPr>
         <w:t>）</w:t>
       </w:r>
+    </w:p>
+    <w:p>
+      <w:pPr>
+        <w:spacing w:before="0" w:after="0"/>
+      </w:pPr>
+    </w:p>
+    <w:p>
+      <w:pPr>
+        <w:spacing w:before="0" w:after="0"/>
+      </w:pPr>
+    </w:p>
+    <w:p>
+      <w:pPr>
+        <w:spacing w:before="0" w:after="0"/>
+      </w:pPr>
+    </w:p>
+    <w:p>
+      <w:pPr>
+        <w:spacing w:before="0" w:after="0"/>
+      </w:pPr>
+    </w:p>
+    <w:p>
+      <w:pPr>
+        <w:spacing w:before="0" w:after="0"/>
+      </w:pPr>
+    </w:p>
+    <w:p>
+      <w:pPr>
+        <w:spacing w:before="0" w:after="0"/>
+      </w:pPr>
+    </w:p>
+    <w:p>
+      <w:pPr>
+        <w:spacing w:before="0" w:after="0"/>
+      </w:pPr>
+    </w:p>
+    <w:p>
+      <w:pPr>
+        <w:spacing w:before="0" w:after="0"/>
+      </w:pPr>
     </w:p>
     <w:bookmarkEnd w:id="38"/>
     <w:bookmarkStart w:id="39" w:name="第-16-题"/>
@@ -10955,6 +11436,31 @@
         <w:t xml:space="preserve"> ____。</w:t>
       </w:r>
     </w:p>
+    <w:p>
+      <w:pPr>
+        <w:spacing w:before="0" w:after="0"/>
+      </w:pPr>
+    </w:p>
+    <w:p>
+      <w:pPr>
+        <w:spacing w:before="0" w:after="0"/>
+      </w:pPr>
+    </w:p>
+    <w:p>
+      <w:pPr>
+        <w:spacing w:before="0" w:after="0"/>
+      </w:pPr>
+    </w:p>
+    <w:p>
+      <w:pPr>
+        <w:spacing w:before="0" w:after="0"/>
+      </w:pPr>
+    </w:p>
+    <w:p>
+      <w:pPr>
+        <w:spacing w:before="0" w:after="0"/>
+      </w:pPr>
+    </w:p>
     <w:bookmarkEnd w:id="39"/>
     <w:bookmarkStart w:id="40" w:name="第-17-题"/>
     <w:p>
@@ -11776,6 +12282,46 @@
         <w:t xml:space="preserve">。</w:t>
       </w:r>
     </w:p>
+    <w:p>
+      <w:pPr>
+        <w:spacing w:before="0" w:after="0"/>
+      </w:pPr>
+    </w:p>
+    <w:p>
+      <w:pPr>
+        <w:spacing w:before="0" w:after="0"/>
+      </w:pPr>
+    </w:p>
+    <w:p>
+      <w:pPr>
+        <w:spacing w:before="0" w:after="0"/>
+      </w:pPr>
+    </w:p>
+    <w:p>
+      <w:pPr>
+        <w:spacing w:before="0" w:after="0"/>
+      </w:pPr>
+    </w:p>
+    <w:p>
+      <w:pPr>
+        <w:spacing w:before="0" w:after="0"/>
+      </w:pPr>
+    </w:p>
+    <w:p>
+      <w:pPr>
+        <w:spacing w:before="0" w:after="0"/>
+      </w:pPr>
+    </w:p>
+    <w:p>
+      <w:pPr>
+        <w:spacing w:before="0" w:after="0"/>
+      </w:pPr>
+    </w:p>
+    <w:p>
+      <w:pPr>
+        <w:spacing w:before="0" w:after="0"/>
+      </w:pPr>
+    </w:p>
     <w:bookmarkEnd w:id="40"/>
     <w:bookmarkStart w:id="41" w:name="第-18-题"/>
     <w:p>
@@ -13034,6 +13580,31 @@
         <w:t>。</w:t>
       </w:r>
     </w:p>
+    <w:p>
+      <w:pPr>
+        <w:spacing w:before="0" w:after="0"/>
+      </w:pPr>
+    </w:p>
+    <w:p>
+      <w:pPr>
+        <w:spacing w:before="0" w:after="0"/>
+      </w:pPr>
+    </w:p>
+    <w:p>
+      <w:pPr>
+        <w:spacing w:before="0" w:after="0"/>
+      </w:pPr>
+    </w:p>
+    <w:p>
+      <w:pPr>
+        <w:spacing w:before="0" w:after="0"/>
+      </w:pPr>
+    </w:p>
+    <w:p>
+      <w:pPr>
+        <w:spacing w:before="0" w:after="0"/>
+      </w:pPr>
+    </w:p>
     <w:bookmarkEnd w:id="41"/>
     <w:bookmarkStart w:id="42" w:name="第-19-题"/>
     <w:p>
@@ -13430,6 +14001,31 @@
         <w:t xml:space="preserve"> ____。</w:t>
       </w:r>
     </w:p>
+    <w:p>
+      <w:pPr>
+        <w:spacing w:before="0" w:after="0"/>
+      </w:pPr>
+    </w:p>
+    <w:p>
+      <w:pPr>
+        <w:spacing w:before="0" w:after="0"/>
+      </w:pPr>
+    </w:p>
+    <w:p>
+      <w:pPr>
+        <w:spacing w:before="0" w:after="0"/>
+      </w:pPr>
+    </w:p>
+    <w:p>
+      <w:pPr>
+        <w:spacing w:before="0" w:after="0"/>
+      </w:pPr>
+    </w:p>
+    <w:p>
+      <w:pPr>
+        <w:spacing w:before="0" w:after="0"/>
+      </w:pPr>
+    </w:p>
     <w:bookmarkEnd w:id="42"/>
     <w:bookmarkStart w:id="43" w:name="第-20-题"/>
     <w:p>
@@ -13782,6 +14378,31 @@
         </w:rPr>
         <w:t>。</w:t>
       </w:r>
+    </w:p>
+    <w:p>
+      <w:pPr>
+        <w:spacing w:before="0" w:after="0"/>
+      </w:pPr>
+    </w:p>
+    <w:p>
+      <w:pPr>
+        <w:spacing w:before="0" w:after="0"/>
+      </w:pPr>
+    </w:p>
+    <w:p>
+      <w:pPr>
+        <w:spacing w:before="0" w:after="0"/>
+      </w:pPr>
+    </w:p>
+    <w:p>
+      <w:pPr>
+        <w:spacing w:before="0" w:after="0"/>
+      </w:pPr>
+    </w:p>
+    <w:p>
+      <w:pPr>
+        <w:spacing w:before="0" w:after="0"/>
+      </w:pPr>
     </w:p>
     <w:bookmarkEnd w:id="43"/>
     <w:bookmarkStart w:id="44" w:name="第-21-题"/>
@@ -14476,6 +15097,46 @@
         </w:rPr>
         <w:t>。</w:t>
       </w:r>
+    </w:p>
+    <w:p>
+      <w:pPr>
+        <w:spacing w:before="0" w:after="0"/>
+      </w:pPr>
+    </w:p>
+    <w:p>
+      <w:pPr>
+        <w:spacing w:before="0" w:after="0"/>
+      </w:pPr>
+    </w:p>
+    <w:p>
+      <w:pPr>
+        <w:spacing w:before="0" w:after="0"/>
+      </w:pPr>
+    </w:p>
+    <w:p>
+      <w:pPr>
+        <w:spacing w:before="0" w:after="0"/>
+      </w:pPr>
+    </w:p>
+    <w:p>
+      <w:pPr>
+        <w:spacing w:before="0" w:after="0"/>
+      </w:pPr>
+    </w:p>
+    <w:p>
+      <w:pPr>
+        <w:spacing w:before="0" w:after="0"/>
+      </w:pPr>
+    </w:p>
+    <w:p>
+      <w:pPr>
+        <w:spacing w:before="0" w:after="0"/>
+      </w:pPr>
+    </w:p>
+    <w:p>
+      <w:pPr>
+        <w:spacing w:before="0" w:after="0"/>
+      </w:pPr>
     </w:p>
     <w:bookmarkEnd w:id="44"/>
     <w:bookmarkStart w:id="48" w:name="第-22-题"/>
@@ -15714,7 +16375,7 @@
         </w:rPr>
         <w:drawing>
           <wp:inline>
-            <wp:extent cx="3600000" cy="922914"/>
+            <wp:extent cx="3599997" cy="922914"/>
             <wp:effectExtent b="0" l="0" r="0" t="0"/>
             <wp:docPr descr="" title="" id="46" name="Picture"/>
             <a:graphic>
@@ -15735,7 +16396,7 @@
                   <pic:spPr bwMode="auto">
                     <a:xfrm>
                       <a:off x="0" y="0"/>
-                      <a:ext cx="3600000" cy="922914"/>
+                      <a:ext cx="3599997" cy="922914"/>
                     </a:xfrm>
                     <a:prstGeom prst="rect">
                       <a:avLst/>
@@ -16354,6 +17015,16 @@
         <w:t>。</w:t>
       </w:r>
     </w:p>
+    <w:p>
+      <w:pPr>
+        <w:spacing w:before="0" w:after="0"/>
+      </w:pPr>
+    </w:p>
+    <w:p>
+      <w:pPr>
+        <w:spacing w:before="0" w:after="0"/>
+      </w:pPr>
+    </w:p>
     <w:bookmarkEnd w:id="48"/>
     <w:bookmarkStart w:id="49" w:name="第-23-题"/>
     <w:p>
@@ -16761,6 +17432,46 @@
         <w:t>）</w:t>
       </w:r>
     </w:p>
+    <w:p>
+      <w:pPr>
+        <w:spacing w:before="0" w:after="0"/>
+      </w:pPr>
+    </w:p>
+    <w:p>
+      <w:pPr>
+        <w:spacing w:before="0" w:after="0"/>
+      </w:pPr>
+    </w:p>
+    <w:p>
+      <w:pPr>
+        <w:spacing w:before="0" w:after="0"/>
+      </w:pPr>
+    </w:p>
+    <w:p>
+      <w:pPr>
+        <w:spacing w:before="0" w:after="0"/>
+      </w:pPr>
+    </w:p>
+    <w:p>
+      <w:pPr>
+        <w:spacing w:before="0" w:after="0"/>
+      </w:pPr>
+    </w:p>
+    <w:p>
+      <w:pPr>
+        <w:spacing w:before="0" w:after="0"/>
+      </w:pPr>
+    </w:p>
+    <w:p>
+      <w:pPr>
+        <w:spacing w:before="0" w:after="0"/>
+      </w:pPr>
+    </w:p>
+    <w:p>
+      <w:pPr>
+        <w:spacing w:before="0" w:after="0"/>
+      </w:pPr>
+    </w:p>
     <w:bookmarkEnd w:id="49"/>
     <w:bookmarkStart w:id="50" w:name="第-24-题"/>
     <w:p>
@@ -17320,6 +18031,46 @@
         <w:t xml:space="preserve">③____。</w:t>
       </w:r>
     </w:p>
+    <w:p>
+      <w:pPr>
+        <w:spacing w:before="0" w:after="0"/>
+      </w:pPr>
+    </w:p>
+    <w:p>
+      <w:pPr>
+        <w:spacing w:before="0" w:after="0"/>
+      </w:pPr>
+    </w:p>
+    <w:p>
+      <w:pPr>
+        <w:spacing w:before="0" w:after="0"/>
+      </w:pPr>
+    </w:p>
+    <w:p>
+      <w:pPr>
+        <w:spacing w:before="0" w:after="0"/>
+      </w:pPr>
+    </w:p>
+    <w:p>
+      <w:pPr>
+        <w:spacing w:before="0" w:after="0"/>
+      </w:pPr>
+    </w:p>
+    <w:p>
+      <w:pPr>
+        <w:spacing w:before="0" w:after="0"/>
+      </w:pPr>
+    </w:p>
+    <w:p>
+      <w:pPr>
+        <w:spacing w:before="0" w:after="0"/>
+      </w:pPr>
+    </w:p>
+    <w:p>
+      <w:pPr>
+        <w:spacing w:before="0" w:after="0"/>
+      </w:pPr>
+    </w:p>
     <w:bookmarkEnd w:id="50"/>
     <w:bookmarkStart w:id="51" w:name="第-25-题"/>
     <w:p>
@@ -18927,6 +19678,46 @@
         </w:rPr>
         <w:t>____。</w:t>
       </w:r>
+    </w:p>
+    <w:p>
+      <w:pPr>
+        <w:spacing w:before="0" w:after="0"/>
+      </w:pPr>
+    </w:p>
+    <w:p>
+      <w:pPr>
+        <w:spacing w:before="0" w:after="0"/>
+      </w:pPr>
+    </w:p>
+    <w:p>
+      <w:pPr>
+        <w:spacing w:before="0" w:after="0"/>
+      </w:pPr>
+    </w:p>
+    <w:p>
+      <w:pPr>
+        <w:spacing w:before="0" w:after="0"/>
+      </w:pPr>
+    </w:p>
+    <w:p>
+      <w:pPr>
+        <w:spacing w:before="0" w:after="0"/>
+      </w:pPr>
+    </w:p>
+    <w:p>
+      <w:pPr>
+        <w:spacing w:before="0" w:after="0"/>
+      </w:pPr>
+    </w:p>
+    <w:p>
+      <w:pPr>
+        <w:spacing w:before="0" w:after="0"/>
+      </w:pPr>
+    </w:p>
+    <w:p>
+      <w:pPr>
+        <w:spacing w:before="0" w:after="0"/>
+      </w:pPr>
     </w:p>
     <w:p>
       <w:pPr>

--- a/00-首页/题组Word/专项卷/一分册/专项卷I-学生版.docx
+++ b/00-首页/题组Word/专项卷/一分册/专项卷I-学生版.docx
@@ -16328,7 +16328,7 @@
         <m:sSup>
           <m:e>
             <m:r>
-              <m:t>​</m:t>
+              <m:t xml:space="preserve"> </m:t>
             </m:r>
           </m:e>
           <m:sup>
@@ -16435,7 +16435,7 @@
         <m:sSup>
           <m:e>
             <m:r>
-              <m:t>​</m:t>
+              <m:t xml:space="preserve"> </m:t>
             </m:r>
           </m:e>
           <m:sup>
@@ -16613,7 +16613,7 @@
         <m:sSup>
           <m:e>
             <m:r>
-              <m:t>​</m:t>
+              <m:t xml:space="preserve"> </m:t>
             </m:r>
           </m:e>
           <m:sup>
@@ -16882,7 +16882,7 @@
         <m:sSup>
           <m:e>
             <m:r>
-              <m:t>​</m:t>
+              <m:t xml:space="preserve"> </m:t>
             </m:r>
           </m:e>
           <m:sup>

--- a/00-首页/题组Word/专项卷/一分册/专项卷I-学生版.docx
+++ b/00-首页/题组Word/专项卷/一分册/专项卷I-学生版.docx
@@ -1160,8 +1160,8 @@
     <w:p>
       <w:pPr>
         <w:pStyle w:val="BodyText"/>
+        <w:spacing w:before="0" w:after="0"/>
         <w:ind w:left="480" w:hanging="480"/>
-        <w:spacing w:after="0"/>
       </w:pPr>
       <w:r>
         <w:rPr>
@@ -1191,20 +1191,57 @@
     <w:p>
       <w:pPr>
         <w:pStyle w:val="BodyText"/>
+        <w:spacing w:before="0" w:after="0"/>
         <w:ind w:left="480" w:hanging="480"/>
+      </w:pPr>
+      <w:r>
+        <w:rPr>
+          <w:rFonts w:ascii="Times New Roman" w:hAnsi="Times New Roman" w:eastAsia="Times New Roman" w:cs="Times New Roman"/>
+        </w:rPr>
+        <w:t xml:space="preserve">A. </w:t>
+      </w:r>
+      <w:r>
+        <w:rPr>
+          <w:rFonts w:hint="eastAsia" w:ascii="Times New Roman" w:hAnsi="Times New Roman" w:eastAsia="FangSong" w:cs="Times New Roman"/>
+        </w:rPr>
+        <w:t>不能节省燃料</w:t>
+      </w:r>
+      <w:r>
+        <w:rPr>
+          <w:rFonts w:hint="eastAsia" w:ascii="Times New Roman" w:hAnsi="Times New Roman" w:eastAsia="Times New Roman" w:cs="Times New Roman"/>
+        </w:rPr>
+        <w:t>，</w:t>
+      </w:r>
+      <w:r>
+        <w:rPr>
+          <w:rFonts w:hint="eastAsia" w:ascii="Times New Roman" w:hAnsi="Times New Roman" w:eastAsia="FangSong" w:cs="Times New Roman"/>
+        </w:rPr>
+        <w:t>但能使炉火瞬间更旺</w:t>
+      </w:r>
+      <w:r>
+        <w:rPr>
+          <w:rFonts w:ascii="Times New Roman" w:hAnsi="Times New Roman" w:eastAsia="Times New Roman" w:cs="Times New Roman"/>
+        </w:rPr>
+        <w:t xml:space="preserve"> </w:t>
+      </w:r>
+    </w:p>
+    <w:p>
+      <w:pPr>
+        <w:pStyle w:val="BodyText"/>
         <w:spacing w:before="0" w:after="0"/>
-      </w:pPr>
-      <w:r>
-        <w:rPr>
-          <w:rFonts w:ascii="Times New Roman" w:hAnsi="Times New Roman" w:eastAsia="Times New Roman" w:cs="Times New Roman"/>
-        </w:rPr>
-        <w:t xml:space="preserve">A. </w:t>
-      </w:r>
-      <w:r>
-        <w:rPr>
-          <w:rFonts w:hint="eastAsia" w:ascii="Times New Roman" w:hAnsi="Times New Roman" w:eastAsia="FangSong" w:cs="Times New Roman"/>
-        </w:rPr>
-        <w:t>不能节省燃料</w:t>
+        <w:ind w:left="480" w:hanging="480"/>
+      </w:pPr>
+      <w:r>
+        <w:rPr>
+          <w:rFonts w:ascii="Times New Roman" w:hAnsi="Times New Roman" w:eastAsia="Times New Roman" w:cs="Times New Roman"/>
+        </w:rPr>
+        <w:t xml:space="preserve">B. </w:t>
+      </w:r>
+      <w:r>
+        <w:rPr>
+          <w:rFonts w:hint="eastAsia" w:ascii="Times New Roman" w:hAnsi="Times New Roman" w:eastAsia="FangSong" w:cs="Times New Roman"/>
+        </w:rPr>
+        <w:t>虽不能使炉火更旺</w:t>
       </w:r>
       <w:r>
         <w:rPr>
@@ -1216,7 +1253,7 @@
         <w:rPr>
           <w:rFonts w:hint="eastAsia" w:ascii="Times New Roman" w:hAnsi="Times New Roman" w:eastAsia="FangSong" w:cs="Times New Roman"/>
         </w:rPr>
-        <w:t>但能使炉火瞬间更旺</w:t>
+        <w:t>但可以节省燃料</w:t>
       </w:r>
       <w:r>
         <w:rPr>
@@ -1228,82 +1265,45 @@
     <w:p>
       <w:pPr>
         <w:pStyle w:val="BodyText"/>
+        <w:spacing w:before="0" w:after="0"/>
         <w:ind w:left="480" w:hanging="480"/>
+      </w:pPr>
+      <w:r>
+        <w:rPr>
+          <w:rFonts w:ascii="Times New Roman" w:hAnsi="Times New Roman" w:eastAsia="Times New Roman" w:cs="Times New Roman"/>
+        </w:rPr>
+        <w:t xml:space="preserve">C. </w:t>
+      </w:r>
+      <w:r>
+        <w:rPr>
+          <w:rFonts w:hint="eastAsia" w:ascii="Times New Roman" w:hAnsi="Times New Roman" w:eastAsia="FangSong" w:cs="Times New Roman"/>
+        </w:rPr>
+        <w:t>既能使炉火更旺</w:t>
+      </w:r>
+      <w:r>
+        <w:rPr>
+          <w:rFonts w:hint="eastAsia" w:ascii="Times New Roman" w:hAnsi="Times New Roman" w:eastAsia="Times New Roman" w:cs="Times New Roman"/>
+        </w:rPr>
+        <w:t>，</w:t>
+      </w:r>
+      <w:r>
+        <w:rPr>
+          <w:rFonts w:hint="eastAsia" w:ascii="Times New Roman" w:hAnsi="Times New Roman" w:eastAsia="FangSong" w:cs="Times New Roman"/>
+        </w:rPr>
+        <w:t>又能节省燃料</w:t>
+      </w:r>
+      <w:r>
+        <w:rPr>
+          <w:rFonts w:ascii="Times New Roman" w:hAnsi="Times New Roman" w:eastAsia="Times New Roman" w:cs="Times New Roman"/>
+        </w:rPr>
+        <w:t xml:space="preserve"> </w:t>
+      </w:r>
+    </w:p>
+    <w:p>
+      <w:pPr>
+        <w:pStyle w:val="BodyText"/>
         <w:spacing w:before="0" w:after="0"/>
-      </w:pPr>
-      <w:r>
-        <w:rPr>
-          <w:rFonts w:ascii="Times New Roman" w:hAnsi="Times New Roman" w:eastAsia="Times New Roman" w:cs="Times New Roman"/>
-        </w:rPr>
-        <w:t xml:space="preserve">B. </w:t>
-      </w:r>
-      <w:r>
-        <w:rPr>
-          <w:rFonts w:hint="eastAsia" w:ascii="Times New Roman" w:hAnsi="Times New Roman" w:eastAsia="FangSong" w:cs="Times New Roman"/>
-        </w:rPr>
-        <w:t>虽不能使炉火更旺</w:t>
-      </w:r>
-      <w:r>
-        <w:rPr>
-          <w:rFonts w:hint="eastAsia" w:ascii="Times New Roman" w:hAnsi="Times New Roman" w:eastAsia="Times New Roman" w:cs="Times New Roman"/>
-        </w:rPr>
-        <w:t>，</w:t>
-      </w:r>
-      <w:r>
-        <w:rPr>
-          <w:rFonts w:hint="eastAsia" w:ascii="Times New Roman" w:hAnsi="Times New Roman" w:eastAsia="FangSong" w:cs="Times New Roman"/>
-        </w:rPr>
-        <w:t>但可以节省燃料</w:t>
-      </w:r>
-      <w:r>
-        <w:rPr>
-          <w:rFonts w:ascii="Times New Roman" w:hAnsi="Times New Roman" w:eastAsia="Times New Roman" w:cs="Times New Roman"/>
-        </w:rPr>
-        <w:t xml:space="preserve"> </w:t>
-      </w:r>
-    </w:p>
-    <w:p>
-      <w:pPr>
-        <w:pStyle w:val="BodyText"/>
         <w:ind w:left="480" w:hanging="480"/>
-        <w:spacing w:before="0" w:after="0"/>
-      </w:pPr>
-      <w:r>
-        <w:rPr>
-          <w:rFonts w:ascii="Times New Roman" w:hAnsi="Times New Roman" w:eastAsia="Times New Roman" w:cs="Times New Roman"/>
-        </w:rPr>
-        <w:t xml:space="preserve">C. </w:t>
-      </w:r>
-      <w:r>
-        <w:rPr>
-          <w:rFonts w:hint="eastAsia" w:ascii="Times New Roman" w:hAnsi="Times New Roman" w:eastAsia="FangSong" w:cs="Times New Roman"/>
-        </w:rPr>
-        <w:t>既能使炉火更旺</w:t>
-      </w:r>
-      <w:r>
-        <w:rPr>
-          <w:rFonts w:hint="eastAsia" w:ascii="Times New Roman" w:hAnsi="Times New Roman" w:eastAsia="Times New Roman" w:cs="Times New Roman"/>
-        </w:rPr>
-        <w:t>，</w:t>
-      </w:r>
-      <w:r>
-        <w:rPr>
-          <w:rFonts w:hint="eastAsia" w:ascii="Times New Roman" w:hAnsi="Times New Roman" w:eastAsia="FangSong" w:cs="Times New Roman"/>
-        </w:rPr>
-        <w:t>又能节省燃料</w:t>
-      </w:r>
-      <w:r>
-        <w:rPr>
-          <w:rFonts w:ascii="Times New Roman" w:hAnsi="Times New Roman" w:eastAsia="Times New Roman" w:cs="Times New Roman"/>
-        </w:rPr>
-        <w:t xml:space="preserve"> </w:t>
-      </w:r>
-    </w:p>
-    <w:p>
-      <w:pPr>
-        <w:pStyle w:val="BodyText"/>
-        <w:ind w:left="480" w:hanging="480"/>
-        <w:spacing w:before="0" w:after="180"/>
       </w:pPr>
       <w:r>
         <w:rPr>
@@ -1989,8 +1989,8 @@
     <w:p>
       <w:pPr>
         <w:pStyle w:val="BodyText"/>
+        <w:spacing w:before="0" w:after="0"/>
         <w:ind w:left="480" w:hanging="480"/>
-        <w:spacing w:after="0"/>
       </w:pPr>
       <w:r>
         <w:rPr>
@@ -2002,34 +2002,34 @@
     <w:p>
       <w:pPr>
         <w:pStyle w:val="BodyText"/>
+        <w:spacing w:before="0" w:after="0"/>
         <w:ind w:left="480" w:hanging="480"/>
+      </w:pPr>
+      <w:r>
+        <w:rPr>
+          <w:rFonts w:ascii="Times New Roman" w:hAnsi="Times New Roman" w:eastAsia="Times New Roman" w:cs="Times New Roman"/>
+        </w:rPr>
+        <w:t xml:space="preserve">B. ①④⑥　</w:t>
+      </w:r>
+    </w:p>
+    <w:p>
+      <w:pPr>
+        <w:pStyle w:val="BodyText"/>
         <w:spacing w:before="0" w:after="0"/>
-      </w:pPr>
-      <w:r>
-        <w:rPr>
-          <w:rFonts w:ascii="Times New Roman" w:hAnsi="Times New Roman" w:eastAsia="Times New Roman" w:cs="Times New Roman"/>
-        </w:rPr>
-        <w:t xml:space="preserve">B. ①④⑥　</w:t>
+        <w:ind w:left="480" w:hanging="480"/>
+      </w:pPr>
+      <w:r>
+        <w:rPr>
+          <w:rFonts w:ascii="Times New Roman" w:hAnsi="Times New Roman" w:eastAsia="Times New Roman" w:cs="Times New Roman"/>
+        </w:rPr>
+        <w:t xml:space="preserve">C. ②⑤　</w:t>
       </w:r>
     </w:p>
     <w:p>
       <w:pPr>
         <w:pStyle w:val="BodyText"/>
+        <w:spacing w:before="0" w:after="0"/>
         <w:ind w:left="480" w:hanging="480"/>
-        <w:spacing w:before="0" w:after="0"/>
-      </w:pPr>
-      <w:r>
-        <w:rPr>
-          <w:rFonts w:ascii="Times New Roman" w:hAnsi="Times New Roman" w:eastAsia="Times New Roman" w:cs="Times New Roman"/>
-        </w:rPr>
-        <w:t xml:space="preserve">C. ②⑤　</w:t>
-      </w:r>
-    </w:p>
-    <w:p>
-      <w:pPr>
-        <w:pStyle w:val="BodyText"/>
-        <w:ind w:left="480" w:hanging="480"/>
-        <w:spacing w:before="0" w:after="180"/>
       </w:pPr>
       <w:r>
         <w:rPr>
@@ -4800,8 +4800,8 @@
     <w:p>
       <w:pPr>
         <w:pStyle w:val="BodyText"/>
+        <w:spacing w:before="0" w:after="0"/>
         <w:ind w:left="480" w:hanging="480"/>
-        <w:spacing w:after="0"/>
       </w:pPr>
       <w:r>
         <w:rPr>
@@ -4825,8 +4825,8 @@
     <w:p>
       <w:pPr>
         <w:pStyle w:val="BodyText"/>
+        <w:spacing w:before="0" w:after="0"/>
         <w:ind w:left="480" w:hanging="480"/>
-        <w:spacing w:before="0" w:after="0"/>
       </w:pPr>
       <w:r>
         <w:rPr>
@@ -4902,45 +4902,45 @@
     <w:p>
       <w:pPr>
         <w:pStyle w:val="BodyText"/>
+        <w:spacing w:before="0" w:after="0"/>
         <w:ind w:left="480" w:hanging="480"/>
+      </w:pPr>
+      <w:r>
+        <w:rPr>
+          <w:rFonts w:ascii="Times New Roman" w:hAnsi="Times New Roman" w:eastAsia="Times New Roman" w:cs="Times New Roman"/>
+        </w:rPr>
+        <w:t xml:space="preserve">C. </w:t>
+      </w:r>
+      <w:r>
+        <w:rPr>
+          <w:rFonts w:hint="eastAsia" w:ascii="Times New Roman" w:hAnsi="Times New Roman" w:eastAsia="FangSong" w:cs="Times New Roman"/>
+        </w:rPr>
+        <w:t xml:space="preserve">浓</w:t>
+      </w:r>
+      <w:r>
+        <w:rPr>
+          <w:rFonts w:ascii="Times New Roman" w:hAnsi="Times New Roman" w:eastAsia="Times New Roman" w:cs="Times New Roman"/>
+        </w:rPr>
+        <w:t xml:space="preserve"> NaOH </w:t>
+      </w:r>
+      <w:r>
+        <w:rPr>
+          <w:rFonts w:hint="eastAsia" w:ascii="Times New Roman" w:hAnsi="Times New Roman" w:eastAsia="FangSong" w:cs="Times New Roman"/>
+        </w:rPr>
+        <w:t xml:space="preserve">溶液</w:t>
+      </w:r>
+      <w:r>
+        <w:rPr>
+          <w:rFonts w:ascii="Times New Roman" w:hAnsi="Times New Roman" w:eastAsia="Times New Roman" w:cs="Times New Roman"/>
+        </w:rPr>
+        <w:t xml:space="preserve"> </w:t>
+      </w:r>
+    </w:p>
+    <w:p>
+      <w:pPr>
+        <w:pStyle w:val="BodyText"/>
         <w:spacing w:before="0" w:after="0"/>
-      </w:pPr>
-      <w:r>
-        <w:rPr>
-          <w:rFonts w:ascii="Times New Roman" w:hAnsi="Times New Roman" w:eastAsia="Times New Roman" w:cs="Times New Roman"/>
-        </w:rPr>
-        <w:t xml:space="preserve">C. </w:t>
-      </w:r>
-      <w:r>
-        <w:rPr>
-          <w:rFonts w:hint="eastAsia" w:ascii="Times New Roman" w:hAnsi="Times New Roman" w:eastAsia="FangSong" w:cs="Times New Roman"/>
-        </w:rPr>
-        <w:t xml:space="preserve">浓</w:t>
-      </w:r>
-      <w:r>
-        <w:rPr>
-          <w:rFonts w:ascii="Times New Roman" w:hAnsi="Times New Roman" w:eastAsia="Times New Roman" w:cs="Times New Roman"/>
-        </w:rPr>
-        <w:t xml:space="preserve"> NaOH </w:t>
-      </w:r>
-      <w:r>
-        <w:rPr>
-          <w:rFonts w:hint="eastAsia" w:ascii="Times New Roman" w:hAnsi="Times New Roman" w:eastAsia="FangSong" w:cs="Times New Roman"/>
-        </w:rPr>
-        <w:t xml:space="preserve">溶液</w:t>
-      </w:r>
-      <w:r>
-        <w:rPr>
-          <w:rFonts w:ascii="Times New Roman" w:hAnsi="Times New Roman" w:eastAsia="Times New Roman" w:cs="Times New Roman"/>
-        </w:rPr>
-        <w:t xml:space="preserve"> </w:t>
-      </w:r>
-    </w:p>
-    <w:p>
-      <w:pPr>
-        <w:pStyle w:val="BodyText"/>
         <w:ind w:left="480" w:hanging="480"/>
-        <w:spacing w:before="0" w:after="180"/>
       </w:pPr>
       <w:r>
         <w:rPr>
@@ -5407,6 +5407,14 @@
       <w:tblPr>
         <w:tblStyle w:val="Table"/>
         <w:tblW w:type="auto" w:w="0"/>
+        <w:tblBorders>
+          <w:top w:val="single" w:sz="12" w:space="0" w:color="000000"/>
+          <w:left w:val="none" w:sz="0" w:space="0" w:color="auto"/>
+          <w:bottom w:val="single" w:sz="12" w:space="0" w:color="000000"/>
+          <w:right w:val="none" w:sz="0" w:space="0" w:color="auto"/>
+          <w:insideH w:val="none" w:sz="0" w:space="0" w:color="auto"/>
+          <w:insideV w:val="none" w:sz="0" w:space="0" w:color="auto"/>
+        </w:tblBorders>
         <w:tblLook w:firstRow="1" w:lastRow="0" w:firstColumn="0" w:lastColumn="0" w:noHBand="0" w:noVBand="0" w:val="0020"/>
       </w:tblPr>
       <w:tblGrid>
@@ -5420,7 +5428,11 @@
           <w:tblHeader w:val="on"/>
         </w:trPr>
         <w:tc>
-          <w:tcPr/>
+          <w:tcPr>
+            <w:tcBorders>
+              <w:bottom w:val="single" w:sz="8" w:space="0" w:color="000000"/>
+            </w:tcBorders>
+          </w:tcPr>
           <w:p>
             <w:pPr>
               <w:pStyle w:val="Compact"/>
@@ -5436,7 +5448,11 @@
           </w:p>
         </w:tc>
         <w:tc>
-          <w:tcPr/>
+          <w:tcPr>
+            <w:tcBorders>
+              <w:bottom w:val="single" w:sz="8" w:space="0" w:color="000000"/>
+            </w:tcBorders>
+          </w:tcPr>
           <w:p>
             <w:pPr>
               <w:pStyle w:val="Compact"/>
@@ -5452,7 +5468,11 @@
           </w:p>
         </w:tc>
         <w:tc>
-          <w:tcPr/>
+          <w:tcPr>
+            <w:tcBorders>
+              <w:bottom w:val="single" w:sz="8" w:space="0" w:color="000000"/>
+            </w:tcBorders>
+          </w:tcPr>
           <w:p>
             <w:pPr>
               <w:pStyle w:val="Compact"/>
@@ -5468,7 +5488,11 @@
           </w:p>
         </w:tc>
         <w:tc>
-          <w:tcPr/>
+          <w:tcPr>
+            <w:tcBorders>
+              <w:bottom w:val="single" w:sz="8" w:space="0" w:color="000000"/>
+            </w:tcBorders>
+          </w:tcPr>
           <w:p>
             <w:pPr>
               <w:pStyle w:val="Compact"/>
@@ -9190,6 +9214,7 @@
     <w:p>
       <w:pPr>
         <w:pStyle w:val="FirstParagraph"/>
+        <w:spacing w:before="0" w:after="0"/>
       </w:pPr>
       <w:r>
         <w:rPr>
@@ -9280,6 +9305,7 @@
     <w:p>
       <w:pPr>
         <w:pStyle w:val="BodyText"/>
+        <w:spacing w:before="0" w:after="0"/>
       </w:pPr>
       <w:r>
         <w:rPr>
@@ -9366,6 +9392,7 @@
     <w:p>
       <w:pPr>
         <w:pStyle w:val="BodyText"/>
+        <w:spacing w:before="0" w:after="0"/>
       </w:pPr>
       <w:r>
         <w:rPr>
@@ -9450,6 +9477,7 @@
     <w:p>
       <w:pPr>
         <w:pStyle w:val="BodyText"/>
+        <w:spacing w:before="0" w:after="0"/>
       </w:pPr>
       <w:r>
         <w:rPr>
@@ -15480,6 +15508,7 @@
     <w:p>
       <w:pPr>
         <w:pStyle w:val="FirstParagraph"/>
+        <w:spacing w:before="0" w:after="0"/>
       </w:pPr>
       <w:r>
         <w:rPr>
@@ -15810,6 +15839,14 @@
         <w:tblStyle w:val="Table"/>
         <w:tblW w:type="pct" w:w="5000"/>
         <w:tblLayout w:type="fixed"/>
+        <w:tblBorders>
+          <w:top w:val="single" w:sz="12" w:space="0" w:color="000000"/>
+          <w:left w:val="none" w:sz="0" w:space="0" w:color="auto"/>
+          <w:bottom w:val="single" w:sz="12" w:space="0" w:color="000000"/>
+          <w:right w:val="none" w:sz="0" w:space="0" w:color="auto"/>
+          <w:insideH w:val="none" w:sz="0" w:space="0" w:color="auto"/>
+          <w:insideV w:val="none" w:sz="0" w:space="0" w:color="auto"/>
+        </w:tblBorders>
         <w:tblLook w:firstRow="1" w:lastRow="0" w:firstColumn="0" w:lastColumn="0" w:noHBand="0" w:noVBand="0" w:val="0020"/>
       </w:tblPr>
       <w:tblGrid>
@@ -15825,7 +15862,11 @@
           <w:tblHeader w:val="on"/>
         </w:trPr>
         <w:tc>
-          <w:tcPr/>
+          <w:tcPr>
+            <w:tcBorders>
+              <w:bottom w:val="single" w:sz="8" w:space="0" w:color="000000"/>
+            </w:tcBorders>
+          </w:tcPr>
           <w:p>
             <w:pPr>
               <w:pStyle w:val="Compact"/>
@@ -15834,7 +15875,11 @@
           </w:p>
         </w:tc>
         <w:tc>
-          <w:tcPr/>
+          <w:tcPr>
+            <w:tcBorders>
+              <w:bottom w:val="single" w:sz="8" w:space="0" w:color="000000"/>
+            </w:tcBorders>
+          </w:tcPr>
           <w:p>
             <w:pPr>
               <w:pStyle w:val="Compact"/>
@@ -15850,7 +15895,11 @@
           </w:p>
         </w:tc>
         <w:tc>
-          <w:tcPr/>
+          <w:tcPr>
+            <w:tcBorders>
+              <w:bottom w:val="single" w:sz="8" w:space="0" w:color="000000"/>
+            </w:tcBorders>
+          </w:tcPr>
           <w:p>
             <w:pPr>
               <w:pStyle w:val="Compact"/>
@@ -15896,7 +15945,11 @@
           </w:p>
         </w:tc>
         <w:tc>
-          <w:tcPr/>
+          <w:tcPr>
+            <w:tcBorders>
+              <w:bottom w:val="single" w:sz="8" w:space="0" w:color="000000"/>
+            </w:tcBorders>
+          </w:tcPr>
           <w:p>
             <w:pPr>
               <w:pStyle w:val="Compact"/>
@@ -15936,7 +15989,11 @@
           </w:p>
         </w:tc>
         <w:tc>
-          <w:tcPr/>
+          <w:tcPr>
+            <w:tcBorders>
+              <w:bottom w:val="single" w:sz="8" w:space="0" w:color="000000"/>
+            </w:tcBorders>
+          </w:tcPr>
           <w:p>
             <w:pPr>
               <w:pStyle w:val="Compact"/>
@@ -15985,7 +16042,11 @@
           </w:p>
         </w:tc>
         <w:tc>
-          <w:tcPr/>
+          <w:tcPr>
+            <w:tcBorders>
+              <w:bottom w:val="single" w:sz="8" w:space="0" w:color="000000"/>
+            </w:tcBorders>
+          </w:tcPr>
           <w:p>
             <w:pPr>
               <w:pStyle w:val="Compact"/>
@@ -16198,7 +16259,7 @@
     <w:p>
       <w:pPr>
         <w:pStyle w:val="BodyText"/>
-        <w:spacing w:before="120"/>
+        <w:spacing w:before="0" w:after="0"/>
       </w:pPr>
       <w:r>
         <w:rPr>
@@ -16777,6 +16838,7 @@
     <w:p>
       <w:pPr>
         <w:pStyle w:val="BodyText"/>
+        <w:spacing w:before="0" w:after="0"/>
       </w:pPr>
       <w:r>
         <w:rPr>
@@ -21596,7 +21658,7 @@
     <ns0:rPr>
       <ns0:rFonts ns0:ascii="Times New Roman" ns0:cs="Times New Roman" ns0:eastAsia="SimHei" ns0:hAnsi="Times New Roman"/>
       <ns0:b/>
-      <ns0:color ns0:val="17324D"/>
+      <ns0:color ns0:val="000000"/>
       <ns0:sz ns0:val="44"/>
       <ns0:szCs ns0:val="56"/>
     </ns0:rPr>
@@ -21738,7 +21800,7 @@
     <ns0:rPr>
       <ns0:rFonts ns0:ascii="Times New Roman" ns0:cs="Times New Roman" ns0:eastAsia="SimHei" ns0:hAnsi="Times New Roman"/>
       <ns0:b/>
-      <ns0:color ns0:val="17324D"/>
+      <ns0:color ns0:val="000000"/>
       <ns0:sz ns0:val="32"/>
       <ns0:szCs ns0:val="40"/>
     </ns0:rPr>
@@ -21762,7 +21824,7 @@
     <ns0:rPr>
       <ns0:rFonts ns0:ascii="Times New Roman" ns0:cs="Times New Roman" ns0:eastAsia="SimHei" ns0:hAnsi="Times New Roman"/>
       <ns0:b/>
-      <ns0:color ns0:val="17324D"/>
+      <ns0:color ns0:val="000000"/>
       <ns0:sz ns0:val="28"/>
       <ns0:szCs ns0:val="32"/>
     </ns0:rPr>
@@ -21786,7 +21848,7 @@
     <ns0:rPr>
       <ns0:rFonts ns0:ascii="Times New Roman" ns0:cs="Times New Roman" ns0:eastAsia="SimHei" ns0:hAnsi="Times New Roman"/>
       <ns0:b/>
-      <ns0:color ns0:val="17324D"/>
+      <ns0:color ns0:val="000000"/>
       <ns0:sz ns0:val="25"/>
       <ns0:szCs ns0:val="28"/>
     </ns0:rPr>
